--- a/specs/MView_Developer_Specification_v1.3.docx
+++ b/specs/MView_Developer_Specification_v1.3.docx
@@ -2,7 +2,7 @@
 <file path=word/document.xml><?xml version="1.0" encoding="utf-8"?>
 <w:document xmlns:w="http://schemas.openxmlformats.org/wordprocessingml/2006/main" xmlns:m="http://schemas.openxmlformats.org/officeDocument/2006/math" xmlns:r="http://schemas.openxmlformats.org/officeDocument/2006/relationships" xmlns:o="urn:schemas-microsoft-com:office:office" xmlns:v="urn:schemas-microsoft-com:vml" xmlns:w10="urn:schemas-microsoft-com:office:word" xmlns:a="http://schemas.openxmlformats.org/drawingml/2006/main" xmlns:pic="http://schemas.openxmlformats.org/drawingml/2006/picture" xmlns:wp="http://schemas.openxmlformats.org/drawingml/2006/wordprocessingDrawing">
   <w:body>
-    <w:bookmarkStart w:id="88" w:name="mview-developer-specification-v1.3"/>
+    <w:bookmarkStart w:id="89" w:name="mview-developer-specification-v1.3"/>
     <w:p>
       <w:pPr>
         <w:pStyle w:val="Heading1"/>
@@ -12165,7 +12165,7 @@
     </w:p>
     <w:bookmarkEnd w:id="60"/>
     <w:bookmarkEnd w:id="61"/>
-    <w:bookmarkStart w:id="71" w:name="input-and-commands"/>
+    <w:bookmarkStart w:id="72" w:name="input-and-commands"/>
     <w:p>
       <w:pPr>
         <w:pStyle w:val="Heading2"/>
@@ -16113,6 +16113,125 @@
     </w:p>
     <w:p>
       <w:pPr>
+        <w:numPr>
+          <w:ilvl w:val="0"/>
+          <w:numId w:val="1025"/>
+        </w:numPr>
+        <w:pStyle w:val="Compact"/>
+      </w:pPr>
+      <w:r>
+        <w:rPr>
+          <w:bCs/>
+          <w:b/>
+        </w:rPr>
+        <w:t xml:space="preserve">Amendment (Day 26): Save image as … offers TIFF</w:t>
+      </w:r>
+      <w:r>
+        <w:t xml:space="preserve"> </w:t>
+      </w:r>
+      <w:r>
+        <w:t xml:space="preserve">next to PNG (an uncompressed RGB TIFF,</w:t>
+      </w:r>
+      <w:r>
+        <w:t xml:space="preserve"> </w:t>
+      </w:r>
+      <w:r>
+        <w:rPr>
+          <w:rStyle w:val="VerbatimChar"/>
+        </w:rPr>
+        <w:t xml:space="preserve">uImageFileScale</w:t>
+      </w:r>
+      <w:r>
+        <w:t xml:space="preserve">). In the microscopy edition every saved file carries the image’s scale (TIFF ImageJ’s way, PNG a</w:t>
+      </w:r>
+      <w:r>
+        <w:t xml:space="preserve"> </w:t>
+      </w:r>
+      <w:r>
+        <w:rPr>
+          <w:rStyle w:val="VerbatimChar"/>
+        </w:rPr>
+        <w:t xml:space="preserve">pHYs</w:t>
+      </w:r>
+      <w:r>
+        <w:t xml:space="preserve"> </w:t>
+      </w:r>
+      <w:r>
+        <w:t xml:space="preserve">chunk); MView writes none (72 dpi).</w:t>
+      </w:r>
+    </w:p>
+    <w:p>
+      <w:pPr>
+        <w:numPr>
+          <w:ilvl w:val="0"/>
+          <w:numId w:val="1025"/>
+        </w:numPr>
+        <w:pStyle w:val="Compact"/>
+      </w:pPr>
+      <w:r>
+        <w:rPr>
+          <w:bCs/>
+          <w:b/>
+        </w:rPr>
+        <w:t xml:space="preserve">Amendment (Day 26, user): on a turned image the frame is upright on the screen.</w:t>
+      </w:r>
+      <w:r>
+        <w:t xml:space="preserve"> </w:t>
+      </w:r>
+      <w:r>
+        <w:t xml:space="preserve">Before, the selection was a rectangle in the image’s own pixels and was drawn turned with the image. Now it lies in the screen’s axes as drawn (the selection keeps that angle beyond the nearest quarter turn:</w:t>
+      </w:r>
+      <w:r>
+        <w:t xml:space="preserve"> </w:t>
+      </w:r>
+      <w:r>
+        <w:rPr>
+          <w:rStyle w:val="VerbatimChar"/>
+        </w:rPr>
+        <w:t xml:space="preserve">TImageRect.Angle</w:t>
+      </w:r>
+      <w:r>
+        <w:t xml:space="preserve">; mirrored, its negative; at 0 / 90 / 180 / 270 degrees nothing changes - an image-axis rectangle is upright there); the crop cuts it from the image turned as it was then (as</w:t>
+      </w:r>
+      <w:r>
+        <w:t xml:space="preserve"> </w:t>
+      </w:r>
+      <w:r>
+        <w:t xml:space="preserve">“</w:t>
+      </w:r>
+      <w:r>
+        <w:t xml:space="preserve">Apply filters to a copy</w:t>
+      </w:r>
+      <w:r>
+        <w:t xml:space="preserve">”</w:t>
+      </w:r>
+      <w:r>
+        <w:t xml:space="preserve"> </w:t>
+      </w:r>
+      <w:r>
+        <w:t xml:space="preserve">turns it; an oblique turn’s corners are black) and shows it fitted, turned only by what the view was turned since. A turned selection’s histogram (Auto) uses the image’s pixels around it (its bounding box);</w:t>
+      </w:r>
+      <w:r>
+        <w:t xml:space="preserve"> </w:t>
+      </w:r>
+      <w:r>
+        <w:t xml:space="preserve">“</w:t>
+      </w:r>
+      <w:r>
+        <w:t xml:space="preserve">Make icon</w:t>
+      </w:r>
+      <w:r>
+        <w:t xml:space="preserve">”</w:t>
+      </w:r>
+      <w:r>
+        <w:t xml:space="preserve"> </w:t>
+      </w:r>
+      <w:r>
+        <w:t xml:space="preserve">takes its middle. Not turned: everything as before.</w:t>
+      </w:r>
+    </w:p>
+    <w:p>
+      <w:pPr>
         <w:pStyle w:val="FirstParagraph"/>
       </w:pPr>
       <w:r>
@@ -16924,7 +17043,7 @@
         <w:t xml:space="preserve"> </w:t>
       </w:r>
       <w:r>
-        <w:t xml:space="preserve">unpinned, 0.6 s after the mouse has left it (also out of the window, or when another program gets the focus), and after every copy or move; Esc closes it first (before edit mode and the settings screen). The pin keeps it open (</w:t>
+        <w:t xml:space="preserve">unpinned, 0.6 s after the mouse has left it (also out of the window, or when another program gets the focus), and after every copy or move; Esc closes it (Day 26, user: the right panel stays open most of the time - so after the magnifier, an open filter panel and edit mode, before the settings screen). The pin keeps it open (</w:t>
       </w:r>
       <w:r>
         <w:rPr>
@@ -19338,7 +19457,7 @@
         <w:t xml:space="preserve"> </w:t>
       </w:r>
       <w:r>
-        <w:t xml:space="preserve">command; closes as the sort panel (unpinned, 0.6 s after the mouse left; Esc closes it, after an open sort panel).</w:t>
+        <w:t xml:space="preserve">command; closes as the sort panel (unpinned, 0.6 s after the mouse left; Esc closes it right after the magnifier, before edit mode and an open sort panel - Day 26, user).</w:t>
       </w:r>
       <w:r>
         <w:t xml:space="preserve"> </w:t>
@@ -19713,7 +19832,20 @@
         <w:t xml:space="preserve"> </w:t>
       </w:r>
       <w:r>
-        <w:t xml:space="preserve">in the info line, each image (and its better version when it arrives) gets its own points, and a selection re-levels live. Moving the black or white point by hand (or Reset all) ends it; the other filters don’t. An image with hardly any range is left at 0 / 255. With Lock filters and Auto both on, Auto sets the points and the lock keeps the rest.</w:t>
+        <w:t xml:space="preserve">in the info line, each image (and its better version when it arrives) gets its own points, and a selection re-levels when its drag ends</w:t>
+      </w:r>
+      <w:r>
+        <w:t xml:space="preserve"> </w:t>
+      </w:r>
+      <w:r>
+        <w:rPr>
+          <w:iCs/>
+          <w:i/>
+        </w:rPr>
+        <w:t xml:space="preserve">(Day 26, user: on the mouse up, not live while drawing; the histogram still follows live)</w:t>
+      </w:r>
+      <w:r>
+        <w:t xml:space="preserve">. Moving the black or white point by hand (or Reset all) ends it; the other filters don’t. An image with hardly any range is left at 0 / 255. With Lock filters and Auto both on, Auto sets the points and the lock keeps the rest.</w:t>
       </w:r>
     </w:p>
     <w:p>
@@ -20235,7 +20367,7 @@
         <w:t xml:space="preserve">Magnifier</w:t>
       </w:r>
       <w:r>
-        <w:t xml:space="preserve">; Esc turns it off (after open panels). It starts where the mouse is.</w:t>
+        <w:t xml:space="preserve">; Esc turns it off first (Day 26, user: Esc order magnifier, filter panel, edit mode, sort panel, settings screen, where Esc ends the program). It starts where the mouse is.</w:t>
       </w:r>
     </w:p>
     <w:p>
@@ -20443,22 +20575,62 @@
         <w:t xml:space="preserve">(0), written on exit.</w:t>
       </w:r>
     </w:p>
-    <w:p>
-      <w:r>
-        <w:pict>
-          <v:rect style="width:0;height:1.5pt" o:hralign="center" o:hrstd="t" o:hr="t"/>
-        </w:pict>
-      </w:r>
-    </w:p>
     <w:bookmarkEnd w:id="70"/>
-    <w:bookmarkEnd w:id="71"/>
-    <w:bookmarkStart w:id="72" w:name="navigation"/>
-    <w:p>
-      <w:pPr>
-        <w:pStyle w:val="Heading2"/>
-      </w:pPr>
-      <w:r>
-        <w:t xml:space="preserve">10. Navigation</w:t>
+    <w:bookmarkStart w:id="71" w:name="Xed938a9daab6eb34edb254f76f331890d48f780"/>
+    <w:p>
+      <w:pPr>
+        <w:pStyle w:val="Heading3"/>
+      </w:pPr>
+      <w:r>
+        <w:t xml:space="preserve">9.10 Testers’ requests for MView 1.1</w:t>
+      </w:r>
+      <w:r>
+        <w:t xml:space="preserve"> </w:t>
+      </w:r>
+      <w:r>
+        <w:rPr>
+          <w:iCs/>
+          <w:i/>
+        </w:rPr>
+        <w:t xml:space="preserve">(Day 27)</w:t>
+      </w:r>
+      <w:r>
+        <w:t xml:space="preserve"> </w:t>
+      </w:r>
+      <w:r>
+        <w:t xml:space="preserve">[Decision]</w:t>
+      </w:r>
+    </w:p>
+    <w:p>
+      <w:pPr>
+        <w:pStyle w:val="FirstParagraph"/>
+      </w:pPr>
+      <w:r>
+        <w:t xml:space="preserve">The testers’ list (12 items,</w:t>
+      </w:r>
+      <w:r>
+        <w:t xml:space="preserve"> </w:t>
+      </w:r>
+      <w:r>
+        <w:rPr>
+          <w:rStyle w:val="VerbatimChar"/>
+        </w:rPr>
+        <w:t xml:space="preserve">day027.log</w:t>
+      </w:r>
+      <w:r>
+        <w:t xml:space="preserve">); the user confirmed every reading below. Built in four batches.</w:t>
+      </w:r>
+    </w:p>
+    <w:p>
+      <w:pPr>
+        <w:pStyle w:val="BodyText"/>
+      </w:pPr>
+      <w:r>
+        <w:rPr>
+          <w:bCs/>
+          <w:b/>
+        </w:rPr>
+        <w:t xml:space="preserve">Batch A (built, Day 27):</w:t>
       </w:r>
     </w:p>
     <w:p>
@@ -20467,41 +20639,56 @@
           <w:ilvl w:val="0"/>
           <w:numId w:val="1032"/>
         </w:numPr>
-        <w:pStyle w:val="Compact"/>
-      </w:pPr>
-      <w:r>
-        <w:rPr>
-          <w:rStyle w:val="VerbatimChar"/>
-        </w:rPr>
-        <w:t xml:space="preserve">TNavigator</w:t>
-      </w:r>
-      <w:r>
-        <w:t xml:space="preserve"> </w:t>
-      </w:r>
-      <w:r>
-        <w:t xml:space="preserve">lives on the UI thread and holds</w:t>
-      </w:r>
-      <w:r>
-        <w:t xml:space="preserve"> </w:t>
-      </w:r>
+      </w:pPr>
       <w:r>
         <w:rPr>
           <w:bCs/>
           <w:b/>
         </w:rPr>
-        <w:t xml:space="preserve">snapshots</w:t>
-      </w:r>
-      <w:r>
-        <w:t xml:space="preserve"> </w:t>
-      </w:r>
-      <w:r>
-        <w:t xml:space="preserve">(</w:t>
-      </w:r>
-      <w:r>
-        <w:rPr>
-          <w:rStyle w:val="VerbatimChar"/>
-        </w:rPr>
-        <w:t xml:space="preserve">TDirectoryTree</w:t>
+        <w:t xml:space="preserve">1. The order of the images in the right-click menu:</w:t>
+      </w:r>
+      <w:r>
+        <w:t xml:space="preserve"> </w:t>
+      </w:r>
+      <w:r>
+        <w:t xml:space="preserve">“</w:t>
+      </w:r>
+      <w:r>
+        <w:t xml:space="preserve">Order of the images</w:t>
+      </w:r>
+      <w:r>
+        <w:t xml:space="preserve">”</w:t>
+      </w:r>
+      <w:r>
+        <w:t xml:space="preserve"> </w:t>
+      </w:r>
+      <w:r>
+        <w:t xml:space="preserve">— by date (newest / oldest first), by name (A–Z / Z–A),</w:t>
+      </w:r>
+      <w:r>
+        <w:t xml:space="preserve"> </w:t>
+      </w:r>
+      <w:r>
+        <w:rPr>
+          <w:bCs/>
+          <w:b/>
+        </w:rPr>
+        <w:t xml:space="preserve">Random</w:t>
+      </w:r>
+      <w:r>
+        <w:t xml:space="preserve"> </w:t>
+      </w:r>
+      <w:r>
+        <w:t xml:space="preserve">(new:</w:t>
+      </w:r>
+      <w:r>
+        <w:t xml:space="preserve"> </w:t>
+      </w:r>
+      <w:r>
+        <w:rPr>
+          <w:rStyle w:val="VerbatimChar"/>
+        </w:rPr>
+        <w:t xml:space="preserve">smRandom</w:t>
       </w:r>
       <w:r>
         <w:t xml:space="preserve">,</w:t>
@@ -20513,10 +20700,10 @@
         <w:rPr>
           <w:rStyle w:val="VerbatimChar"/>
         </w:rPr>
-        <w:t xml:space="preserve">TDirectoryImages</w:t>
-      </w:r>
-      <w:r>
-        <w:t xml:space="preserve">) produced by the scanner. A rescan produces a new snapshot that is swapped in. Snapshots are never modified in place.</w:t>
+        <w:t xml:space="preserve">[Navigation] SortMode=Random</w:t>
+      </w:r>
+      <w:r>
+        <w:t xml:space="preserve">): a shuffled order from a hash of each name with a seed; the same for every folder until Random is chosen again, which shuffles anew. The info line names all five orders.</w:t>
       </w:r>
     </w:p>
     <w:p>
@@ -20525,10 +20712,46 @@
           <w:ilvl w:val="0"/>
           <w:numId w:val="1032"/>
         </w:numPr>
-        <w:pStyle w:val="Compact"/>
-      </w:pPr>
-      <w:r>
-        <w:t xml:space="preserve">Navigation is index manipulation only. It never touches the disk.</w:t>
+      </w:pPr>
+      <w:r>
+        <w:rPr>
+          <w:bCs/>
+          <w:b/>
+        </w:rPr>
+        <w:t xml:space="preserve">2. The sort panel:</w:t>
+      </w:r>
+      <w:r>
+        <w:t xml:space="preserve"> </w:t>
+      </w:r>
+      <w:r>
+        <w:t xml:space="preserve">“</w:t>
+      </w:r>
+      <w:r>
+        <w:t xml:space="preserve">+ add folder</w:t>
+      </w:r>
+      <w:r>
+        <w:t xml:space="preserve">”</w:t>
+      </w:r>
+      <w:r>
+        <w:t xml:space="preserve"> </w:t>
+      </w:r>
+      <w:r>
+        <w:t xml:space="preserve">on top of the folder rows (below a microscopy container);</w:t>
+      </w:r>
+      <w:r>
+        <w:t xml:space="preserve"> </w:t>
+      </w:r>
+      <w:r>
+        <w:rPr>
+          <w:rStyle w:val="VerbatimChar"/>
+        </w:rPr>
+        <w:t xml:space="preserve">[Sort] PanelLines</w:t>
+      </w:r>
+      <w:r>
+        <w:t xml:space="preserve"> </w:t>
+      </w:r>
+      <w:r>
+        <w:t xml:space="preserve">= the rows the panel is laid out for (the rows grow to fill it, the wheel scrolls the rest); 0 = elastic as before (default); at most as many as fit at the smallest row (about 30 on a full-HD screen).</w:t>
       </w:r>
     </w:p>
     <w:p>
@@ -20537,150 +20760,47 @@
           <w:ilvl w:val="0"/>
           <w:numId w:val="1032"/>
         </w:numPr>
-        <w:pStyle w:val="Compact"/>
-      </w:pPr>
-      <w:r>
-        <w:rPr>
-          <w:iCs/>
-          <w:i/>
-        </w:rPr>
-        <w:t xml:space="preserve">(v1.3)</w:t>
-      </w:r>
-      <w:r>
-        <w:t xml:space="preserve"> </w:t>
-      </w:r>
+      </w:pPr>
       <w:r>
         <w:rPr>
           <w:bCs/>
           <w:b/>
         </w:rPr>
-        <w:t xml:space="preserve">The window thread never reads folders or files</w:t>
-      </w:r>
-      <w:r>
-        <w:t xml:space="preserve"> </w:t>
-      </w:r>
-      <w:r>
-        <w:t xml:space="preserve">[Decision]; a shortcut taken in Phase B is gone:</w:t>
-      </w:r>
-    </w:p>
-    <w:p>
-      <w:pPr>
-        <w:numPr>
-          <w:ilvl w:val="1"/>
-          <w:numId w:val="1033"/>
-        </w:numPr>
-        <w:pStyle w:val="Compact"/>
-      </w:pPr>
-      <w:r>
-        <w:rPr>
-          <w:rStyle w:val="VerbatimChar"/>
-        </w:rPr>
-        <w:t xml:space="preserve">TDirectoryTree.Build(..., ACollectImages)</w:t>
-      </w:r>
-      <w:r>
-        <w:t xml:space="preserve"> </w:t>
-      </w:r>
-      <w:r>
-        <w:t xml:space="preserve">lists every folder’s images while it reads the folder anyway.</w:t>
-      </w:r>
-    </w:p>
-    <w:p>
-      <w:pPr>
-        <w:numPr>
-          <w:ilvl w:val="1"/>
-          <w:numId w:val="1033"/>
-        </w:numPr>
-        <w:pStyle w:val="Compact"/>
-      </w:pPr>
-      <w:r>
-        <w:rPr>
-          <w:rStyle w:val="VerbatimChar"/>
-        </w:rPr>
-        <w:t xml:space="preserve">TDirectoryScanner</w:t>
-      </w:r>
-      <w:r>
-        <w:t xml:space="preserve"> </w:t>
-      </w:r>
-      <w:r>
-        <w:t xml:space="preserve">does the whole opening: it resolves the path (file or folder, root, start file), lists the start folder and delivers that first, then the tree with all lists (§5.7).</w:t>
-      </w:r>
-    </w:p>
-    <w:p>
-      <w:pPr>
-        <w:numPr>
-          <w:ilvl w:val="1"/>
-          <w:numId w:val="1033"/>
-        </w:numPr>
-        <w:pStyle w:val="Compact"/>
-      </w:pPr>
-      <w:r>
-        <w:rPr>
-          <w:rStyle w:val="VerbatimChar"/>
-        </w:rPr>
-        <w:t xml:space="preserve">TNavigator.ReadsDisk := False</w:t>
-      </w:r>
-      <w:r>
-        <w:t xml:space="preserve"> </w:t>
-      </w:r>
-      <w:r>
-        <w:t xml:space="preserve">in the viewer: it uses only the scanner’s lists (</w:t>
-      </w:r>
-      <w:r>
-        <w:rPr>
-          <w:rStyle w:val="VerbatimChar"/>
-        </w:rPr>
-        <w:t xml:space="preserve">OpenListed</w:t>
-      </w:r>
-      <w:r>
-        <w:t xml:space="preserve">, the tree); a folder not known yet is simply not entered. The tests keep the old mode (</w:t>
-      </w:r>
-      <w:r>
-        <w:rPr>
-          <w:rStyle w:val="VerbatimChar"/>
-        </w:rPr>
-        <w:t xml:space="preserve">ReadsDisk = True</w:t>
-      </w:r>
-      <w:r>
-        <w:t xml:space="preserve">).</w:t>
-      </w:r>
-    </w:p>
-    <w:p>
-      <w:pPr>
-        <w:numPr>
-          <w:ilvl w:val="1"/>
-          <w:numId w:val="1033"/>
-        </w:numPr>
-        <w:pStyle w:val="Compact"/>
-      </w:pPr>
-      <w:r>
-        <w:rPr>
-          <w:rStyle w:val="VerbatimChar"/>
-        </w:rPr>
-        <w:t xml:space="preserve">TMView.OpenMedia</w:t>
-      </w:r>
-      <w:r>
-        <w:t xml:space="preserve"> </w:t>
-      </w:r>
-      <w:r>
-        <w:t xml:space="preserve">only asks the scanner.</w:t>
-      </w:r>
-      <w:r>
-        <w:t xml:space="preserve"> </w:t>
-      </w:r>
-      <w:r>
+        <w:t xml:space="preserve">3a.</w:t>
+      </w:r>
+      <w:r>
+        <w:rPr>
+          <w:bCs/>
+          <w:b/>
+        </w:rPr>
+        <w:t xml:space="preserve"> </w:t>
+      </w:r>
+      <w:r>
+        <w:rPr>
+          <w:bCs/>
+          <w:b/>
+        </w:rPr>
         <w:t xml:space="preserve">“</w:t>
       </w:r>
       <w:r>
-        <w:t xml:space="preserve">Opening …</w:t>
-      </w:r>
-      <w:r>
+        <w:rPr>
+          <w:bCs/>
+          <w:b/>
+        </w:rPr>
+        <w:t xml:space="preserve">Move to top</w:t>
+      </w:r>
+      <w:r>
+        <w:rPr>
+          <w:bCs/>
+          <w:b/>
+        </w:rPr>
         <w:t xml:space="preserve">”</w:t>
       </w:r>
       <w:r>
         <w:t xml:space="preserve"> </w:t>
       </w:r>
       <w:r>
-        <w:t xml:space="preserve">until it answers,</w:t>
+        <w:t xml:space="preserve">in a folder’s</w:t>
       </w:r>
       <w:r>
         <w:t xml:space="preserve"> </w:t>
@@ -20689,7 +20809,7 @@
         <w:t xml:space="preserve">“</w:t>
       </w:r>
       <w:r>
-        <w:t xml:space="preserve">Not found</w:t>
+        <w:t xml:space="preserve">…</w:t>
       </w:r>
       <w:r>
         <w:t xml:space="preserve">”</w:t>
@@ -20698,103 +20818,7 @@
         <w:t xml:space="preserve"> </w:t>
       </w:r>
       <w:r>
-        <w:t xml:space="preserve">from the scanner. No</w:t>
-      </w:r>
-      <w:r>
-        <w:t xml:space="preserve"> </w:t>
-      </w:r>
-      <w:r>
-        <w:rPr>
-          <w:rStyle w:val="VerbatimChar"/>
-        </w:rPr>
-        <w:t xml:space="preserve">FileExists</w:t>
-      </w:r>
-      <w:r>
-        <w:t xml:space="preserve"> </w:t>
-      </w:r>
-      <w:r>
-        <w:t xml:space="preserve">/</w:t>
-      </w:r>
-      <w:r>
-        <w:t xml:space="preserve"> </w:t>
-      </w:r>
-      <w:r>
-        <w:rPr>
-          <w:rStyle w:val="VerbatimChar"/>
-        </w:rPr>
-        <w:t xml:space="preserve">DirectoryExists</w:t>
-      </w:r>
-      <w:r>
-        <w:t xml:space="preserve"> </w:t>
-      </w:r>
-      <w:r>
-        <w:t xml:space="preserve">on the window thread (drag and drop, start, last session).</w:t>
-      </w:r>
-    </w:p>
-    <w:p>
-      <w:pPr>
-        <w:numPr>
-          <w:ilvl w:val="1"/>
-          <w:numId w:val="1033"/>
-        </w:numPr>
-        <w:pStyle w:val="Compact"/>
-      </w:pPr>
-      <w:r>
-        <w:t xml:space="preserve">No file access per step: the cache is asked by file name (</w:t>
-      </w:r>
-      <w:r>
-        <w:rPr>
-          <w:rStyle w:val="VerbatimChar"/>
-        </w:rPr>
-        <w:t xml:space="preserve">GetByName</w:t>
-      </w:r>
-      <w:r>
-        <w:t xml:space="preserve">), not by a key read from the disk (the old</w:t>
-      </w:r>
-      <w:r>
-        <w:t xml:space="preserve"> </w:t>
-      </w:r>
-      <w:r>
-        <w:rPr>
-          <w:rStyle w:val="VerbatimChar"/>
-        </w:rPr>
-        <w:t xml:space="preserve">MakeImageKey</w:t>
-      </w:r>
-      <w:r>
-        <w:t xml:space="preserve"> </w:t>
-      </w:r>
-      <w:r>
-        <w:t xml:space="preserve">did a</w:t>
-      </w:r>
-      <w:r>
-        <w:t xml:space="preserve"> </w:t>
-      </w:r>
-      <w:r>
-        <w:rPr>
-          <w:rStyle w:val="VerbatimChar"/>
-        </w:rPr>
-        <w:t xml:space="preserve">FindFirst</w:t>
-      </w:r>
-      <w:r>
-        <w:t xml:space="preserve"> </w:t>
-      </w:r>
-      <w:r>
-        <w:t xml:space="preserve">on every step).</w:t>
-      </w:r>
-      <w:r>
-        <w:t xml:space="preserve"> </w:t>
-      </w:r>
-      <w:r>
-        <w:rPr>
-          <w:rStyle w:val="VerbatimChar"/>
-        </w:rPr>
-        <w:t xml:space="preserve">TNavigator.ListedKey</w:t>
-      </w:r>
-      <w:r>
-        <w:t xml:space="preserve"> </w:t>
-      </w:r>
-      <w:r>
-        <w:t xml:space="preserve">gives size and date from the lists where a key is needed. Opening and Rescan clear the cache, since new lists may name other versions of the files.</w:t>
+        <w:t xml:space="preserve">menu.</w:t>
       </w:r>
     </w:p>
     <w:p>
@@ -20803,20 +20827,49 @@
           <w:ilvl w:val="0"/>
           <w:numId w:val="1032"/>
         </w:numPr>
-        <w:pStyle w:val="Compact"/>
       </w:pPr>
       <w:r>
         <w:rPr>
           <w:bCs/>
           <w:b/>
         </w:rPr>
-        <w:t xml:space="preserve">Wrap-around:</w:t>
-      </w:r>
-      <w:r>
-        <w:t xml:space="preserve"> </w:t>
-      </w:r>
-      <w:r>
-        <w:t xml:space="preserve">last image → first image, also when there is only one directory. Last directory → first directory.</w:t>
+        <w:t xml:space="preserve">5a. Icon menu:</w:t>
+      </w:r>
+      <w:r>
+        <w:t xml:space="preserve"> </w:t>
+      </w:r>
+      <w:r>
+        <w:t xml:space="preserve">“</w:t>
+      </w:r>
+      <w:r>
+        <w:t xml:space="preserve">Choose icon file …</w:t>
+      </w:r>
+      <w:r>
+        <w:t xml:space="preserve">”</w:t>
+      </w:r>
+      <w:r>
+        <w:t xml:space="preserve"> </w:t>
+      </w:r>
+      <w:r>
+        <w:t xml:space="preserve">and</w:t>
+      </w:r>
+      <w:r>
+        <w:t xml:space="preserve"> </w:t>
+      </w:r>
+      <w:r>
+        <w:t xml:space="preserve">“</w:t>
+      </w:r>
+      <w:r>
+        <w:t xml:space="preserve">Open the icon folder</w:t>
+      </w:r>
+      <w:r>
+        <w:t xml:space="preserve">”</w:t>
+      </w:r>
+      <w:r>
+        <w:t xml:space="preserve"> </w:t>
+      </w:r>
+      <w:r>
+        <w:t xml:space="preserve">first (with many icons they were far down).</w:t>
       </w:r>
     </w:p>
     <w:p>
@@ -20825,103 +20878,35 @@
           <w:ilvl w:val="0"/>
           <w:numId w:val="1032"/>
         </w:numPr>
-        <w:pStyle w:val="Compact"/>
-      </w:pPr>
-      <w:r>
-        <w:rPr>
-          <w:iCs/>
-          <w:i/>
-        </w:rPr>
-        <w:t xml:space="preserve">(v1.2d)</w:t>
-      </w:r>
-      <w:r>
-        <w:t xml:space="preserve"> </w:t>
-      </w:r>
-      <w:r>
-        <w:rPr>
-          <w:rStyle w:val="VerbatimChar"/>
-        </w:rPr>
-        <w:t xml:space="preserve">WrapScope=Dir</w:t>
-      </w:r>
-      <w:r>
-        <w:t xml:space="preserve">: the last image of a folder is followed by the first image of the</w:t>
-      </w:r>
-      <w:r>
-        <w:t xml:space="preserve"> </w:t>
-      </w:r>
+      </w:pPr>
       <w:r>
         <w:rPr>
           <w:bCs/>
           <w:b/>
         </w:rPr>
-        <w:t xml:space="preserve">same</w:t>
-      </w:r>
-      <w:r>
-        <w:t xml:space="preserve"> </w:t>
-      </w:r>
-      <w:r>
-        <w:t xml:space="preserve">folder; only the folder commands (</w:t>
-      </w:r>
-      <w:r>
-        <w:rPr>
-          <w:iCs/>
-          <w:i/>
-        </w:rPr>
-        <w:t xml:space="preserve">v1.3: ← / →, tilt, gestures</w:t>
-      </w:r>
-      <w:r>
-        <w:t xml:space="preserve">) change folders.</w:t>
-      </w:r>
-      <w:r>
-        <w:t xml:space="preserve"> </w:t>
-      </w:r>
-      <w:r>
-        <w:rPr>
-          <w:rStyle w:val="VerbatimChar"/>
-        </w:rPr>
-        <w:t xml:space="preserve">WrapScope=Tree</w:t>
-      </w:r>
-      <w:r>
-        <w:t xml:space="preserve">: navigation continues into the next folder with images. (</w:t>
-      </w:r>
-      <w:r>
-        <w:rPr>
-          <w:rStyle w:val="VerbatimChar"/>
-        </w:rPr>
-        <w:t xml:space="preserve">Folder</w:t>
-      </w:r>
-      <w:r>
-        <w:t xml:space="preserve"> </w:t>
-      </w:r>
-      <w:r>
-        <w:t xml:space="preserve">and</w:t>
-      </w:r>
-      <w:r>
-        <w:t xml:space="preserve"> </w:t>
-      </w:r>
-      <w:r>
-        <w:rPr>
-          <w:rStyle w:val="VerbatimChar"/>
-        </w:rPr>
-        <w:t xml:space="preserve">Directory</w:t>
-      </w:r>
-      <w:r>
-        <w:t xml:space="preserve"> </w:t>
-      </w:r>
-      <w:r>
-        <w:t xml:space="preserve">are read as</w:t>
-      </w:r>
-      <w:r>
-        <w:t xml:space="preserve"> </w:t>
-      </w:r>
-      <w:r>
-        <w:rPr>
-          <w:rStyle w:val="VerbatimChar"/>
-        </w:rPr>
-        <w:t xml:space="preserve">Dir</w:t>
-      </w:r>
-      <w:r>
-        <w:t xml:space="preserve">.)</w:t>
+        <w:t xml:space="preserve">8. A drive almost full:</w:t>
+      </w:r>
+      <w:r>
+        <w:t xml:space="preserve"> </w:t>
+      </w:r>
+      <w:r>
+        <w:t xml:space="preserve">every 5 s the local drives in use (the image’s, the sort folders’, the deleted-files and the Documents folder’s; network drives never — they can hang) are asked; below 100 MB free a</w:t>
+      </w:r>
+      <w:r>
+        <w:t xml:space="preserve"> </w:t>
+      </w:r>
+      <w:r>
+        <w:rPr>
+          <w:bCs/>
+          <w:b/>
+        </w:rPr>
+        <w:t xml:space="preserve">red notice</w:t>
+      </w:r>
+      <w:r>
+        <w:t xml:space="preserve"> </w:t>
+      </w:r>
+      <w:r>
+        <w:t xml:space="preserve">flashes in the middle (as the Total Commander one, red) with the status line’s explanation, again every 20 s while it lasts.</w:t>
       </w:r>
     </w:p>
     <w:p>
@@ -20930,10 +20915,65 @@
           <w:ilvl w:val="0"/>
           <w:numId w:val="1032"/>
         </w:numPr>
-        <w:pStyle w:val="Compact"/>
-      </w:pPr>
-      <w:r>
-        <w:t xml:space="preserve">Directories without images are skipped.</w:t>
+      </w:pPr>
+      <w:r>
+        <w:rPr>
+          <w:bCs/>
+          <w:b/>
+        </w:rPr>
+        <w:t xml:space="preserve">9.</w:t>
+      </w:r>
+      <w:r>
+        <w:rPr>
+          <w:bCs/>
+          <w:b/>
+        </w:rPr>
+        <w:t xml:space="preserve"> </w:t>
+      </w:r>
+      <w:r>
+        <w:rPr>
+          <w:bCs/>
+          <w:b/>
+        </w:rPr>
+        <w:t xml:space="preserve">“</w:t>
+      </w:r>
+      <w:r>
+        <w:rPr>
+          <w:bCs/>
+          <w:b/>
+        </w:rPr>
+        <w:t xml:space="preserve">Rename …</w:t>
+      </w:r>
+      <w:r>
+        <w:rPr>
+          <w:bCs/>
+          <w:b/>
+        </w:rPr>
+        <w:t xml:space="preserve">”</w:t>
+      </w:r>
+      <w:r>
+        <w:t xml:space="preserve"> </w:t>
+      </w:r>
+      <w:r>
+        <w:t xml:space="preserve">in a folder’s</w:t>
+      </w:r>
+      <w:r>
+        <w:t xml:space="preserve"> </w:t>
+      </w:r>
+      <w:r>
+        <w:t xml:space="preserve">“</w:t>
+      </w:r>
+      <w:r>
+        <w:t xml:space="preserve">…</w:t>
+      </w:r>
+      <w:r>
+        <w:t xml:space="preserve">”</w:t>
+      </w:r>
+      <w:r>
+        <w:t xml:space="preserve"> </w:t>
+      </w:r>
+      <w:r>
+        <w:t xml:space="preserve">menu: the name in the list only (the folder keeps its own; empty = its name).</w:t>
       </w:r>
     </w:p>
     <w:p>
@@ -20942,88 +20982,53 @@
           <w:ilvl w:val="0"/>
           <w:numId w:val="1032"/>
         </w:numPr>
-        <w:pStyle w:val="Compact"/>
       </w:pPr>
       <w:r>
         <w:rPr>
           <w:bCs/>
           <w:b/>
         </w:rPr>
-        <w:t xml:space="preserve">Peek:</w:t>
-      </w:r>
-      <w:r>
-        <w:t xml:space="preserve"> </w:t>
-      </w:r>
-      <w:r>
-        <w:rPr>
-          <w:rStyle w:val="VerbatimChar"/>
-        </w:rPr>
-        <w:t xml:space="preserve">Navigator.FileAtOffset(k)</w:t>
-      </w:r>
-      <w:r>
-        <w:t xml:space="preserve"> </w:t>
-      </w:r>
-      <w:r>
-        <w:t xml:space="preserve">returns the file</w:t>
-      </w:r>
-      <w:r>
-        <w:t xml:space="preserve"> </w:t>
-      </w:r>
-      <w:r>
-        <w:rPr>
-          <w:iCs/>
-          <w:i/>
-        </w:rPr>
-        <w:t xml:space="preserve">k</w:t>
-      </w:r>
-      <w:r>
-        <w:t xml:space="preserve"> </w:t>
-      </w:r>
-      <w:r>
-        <w:t xml:space="preserve">steps away in either direction, crossing directory boundaries, or</w:t>
-      </w:r>
-      <w:r>
-        <w:t xml:space="preserve"> </w:t>
-      </w:r>
-      <w:r>
-        <w:t xml:space="preserve">“</w:t>
-      </w:r>
-      <w:r>
-        <w:t xml:space="preserve">unknown</w:t>
-      </w:r>
-      <w:r>
-        <w:t xml:space="preserve">”</w:t>
-      </w:r>
-      <w:r>
-        <w:t xml:space="preserve"> </w:t>
-      </w:r>
-      <w:r>
-        <w:t xml:space="preserve">if that directory has not been listed yet. The scheduler uses it for preloading.</w:t>
-      </w:r>
-      <w:r>
-        <w:t xml:space="preserve"> </w:t>
-      </w:r>
-      <w:r>
-        <w:t xml:space="preserve">“</w:t>
-      </w:r>
-      <w:r>
-        <w:t xml:space="preserve">Unknown</w:t>
-      </w:r>
-      <w:r>
-        <w:t xml:space="preserve">”</w:t>
-      </w:r>
-      <w:r>
-        <w:t xml:space="preserve"> </w:t>
-      </w:r>
-      <w:r>
-        <w:t xml:space="preserve">makes the scanner list that neighbor directory at S1.</w:t>
+        <w:t xml:space="preserve">8a.</w:t>
+      </w:r>
+      <w:r>
+        <w:rPr>
+          <w:bCs/>
+          <w:b/>
+        </w:rPr>
+        <w:t xml:space="preserve"> </w:t>
+      </w:r>
+      <w:r>
+        <w:rPr>
+          <w:rStyle w:val="VerbatimChar"/>
+          <w:bCs/>
+          <w:b/>
+        </w:rPr>
+        <w:t xml:space="preserve">[View] DiskWarning</w:t>
+      </w:r>
+      <w:r>
+        <w:t xml:space="preserve"> </w:t>
+      </w:r>
+      <w:r>
+        <w:t xml:space="preserve">(user, Day 27): 1 = the red notice (default), 0 = no disk check at all.</w:t>
+      </w:r>
+    </w:p>
+    <w:p>
+      <w:pPr>
+        <w:pStyle w:val="FirstParagraph"/>
+      </w:pPr>
+      <w:r>
+        <w:rPr>
+          <w:bCs/>
+          <w:b/>
+        </w:rPr>
+        <w:t xml:space="preserve">Batch B (built, Day 27):</w:t>
       </w:r>
     </w:p>
     <w:p>
       <w:pPr>
         <w:numPr>
           <w:ilvl w:val="0"/>
-          <w:numId w:val="1032"/>
+          <w:numId w:val="1033"/>
         </w:numPr>
         <w:pStyle w:val="Compact"/>
       </w:pPr>
@@ -21032,13 +21037,61 @@
           <w:bCs/>
           <w:b/>
         </w:rPr>
-        <w:t xml:space="preserve">Sorting:</w:t>
-      </w:r>
-      <w:r>
-        <w:t xml:space="preserve"> </w:t>
-      </w:r>
-      <w:r>
-        <w:t xml:space="preserve">date (newest → oldest default, oldest → newest optional) or</w:t>
+        <w:t xml:space="preserve">4. Several folder lists.</w:t>
+      </w:r>
+      <w:r>
+        <w:t xml:space="preserve"> </w:t>
+      </w:r>
+      <w:r>
+        <w:t xml:space="preserve">Two arrows (◀ ▶, icons only) in the panel’s top line, left of the pin; the title shows</w:t>
+      </w:r>
+      <w:r>
+        <w:t xml:space="preserve"> </w:t>
+      </w:r>
+      <w:r>
+        <w:t xml:space="preserve">“</w:t>
+      </w:r>
+      <w:r>
+        <w:t xml:space="preserve">Sort 2/3</w:t>
+      </w:r>
+      <w:r>
+        <w:t xml:space="preserve">”</w:t>
+      </w:r>
+      <w:r>
+        <w:t xml:space="preserve"> </w:t>
+      </w:r>
+      <w:r>
+        <w:t xml:space="preserve">(one list:</w:t>
+      </w:r>
+      <w:r>
+        <w:t xml:space="preserve"> </w:t>
+      </w:r>
+      <w:r>
+        <w:t xml:space="preserve">“</w:t>
+      </w:r>
+      <w:r>
+        <w:t xml:space="preserve">Sort</w:t>
+      </w:r>
+      <w:r>
+        <w:t xml:space="preserve">”</w:t>
+      </w:r>
+      <w:r>
+        <w:t xml:space="preserve">; the empty new one:</w:t>
+      </w:r>
+      <w:r>
+        <w:t xml:space="preserve"> </w:t>
+      </w:r>
+      <w:r>
+        <w:t xml:space="preserve">“</w:t>
+      </w:r>
+      <w:r>
+        <w:t xml:space="preserve">New list</w:t>
+      </w:r>
+      <w:r>
+        <w:t xml:space="preserve">”</w:t>
+      </w:r>
+      <w:r>
+        <w:t xml:space="preserve">, and a notice in the middle). The order is 1, 2, …, the last occupied list, then a</w:t>
       </w:r>
       <w:r>
         <w:t xml:space="preserve"> </w:t>
@@ -21048,120 +21101,268 @@
           <w:bCs/>
           <w:b/>
         </w:rPr>
-        <w:t xml:space="preserve">natural filename</w:t>
-      </w:r>
-      <w:r>
-        <w:t xml:space="preserve"> </w:t>
-      </w:r>
-      <w:r>
-        <w:t xml:space="preserve">(digit runs compare numerically, case-insensitive:</w:t>
-      </w:r>
-      <w:r>
-        <w:t xml:space="preserve"> </w:t>
-      </w:r>
-      <w:r>
-        <w:rPr>
-          <w:rStyle w:val="VerbatimChar"/>
-        </w:rPr>
-        <w:t xml:space="preserve">Image2 &lt; Image10</w:t>
-      </w:r>
-      <w:r>
-        <w:t xml:space="preserve">). Changing sort mode re-sorts only the current directory’s list and triggers a reconcile. Directories are always alphabetical (natural).</w:t>
-      </w:r>
-      <w:r>
-        <w:t xml:space="preserve"> </w:t>
-      </w:r>
-      <w:r>
-        <w:rPr>
-          <w:iCs/>
-          <w:i/>
-        </w:rPr>
-        <w:t xml:space="preserve">(v1.3: a zone with an order switches to it before navigating, §9.2.)</w:t>
+        <w:t xml:space="preserve">new, empty list</w:t>
+      </w:r>
+      <w:r>
+        <w:t xml:space="preserve">, then round to 1 again (◀ the same backwards); an empty list is dropped when left, so lists never have gaps. Each list is its own section,</w:t>
+      </w:r>
+      <w:r>
+        <w:t xml:space="preserve"> </w:t>
+      </w:r>
+      <w:r>
+        <w:rPr>
+          <w:rStyle w:val="VerbatimChar"/>
+        </w:rPr>
+        <w:t xml:space="preserve">[DirList1]</w:t>
+      </w:r>
+      <w:r>
+        <w:t xml:space="preserve">,</w:t>
+      </w:r>
+      <w:r>
+        <w:t xml:space="preserve"> </w:t>
+      </w:r>
+      <w:r>
+        <w:rPr>
+          <w:rStyle w:val="VerbatimChar"/>
+        </w:rPr>
+        <w:t xml:space="preserve">[DirList2]</w:t>
+      </w:r>
+      <w:r>
+        <w:t xml:space="preserve"> </w:t>
+      </w:r>
+      <w:r>
+        <w:t xml:space="preserve">… (keys</w:t>
+      </w:r>
+      <w:r>
+        <w:t xml:space="preserve"> </w:t>
+      </w:r>
+      <w:r>
+        <w:rPr>
+          <w:rStyle w:val="VerbatimChar"/>
+        </w:rPr>
+        <w:t xml:space="preserve">Slot&lt;n&gt;Folder / Name / Color / Icon</w:t>
+      </w:r>
+      <w:r>
+        <w:t xml:space="preserve"> </w:t>
+      </w:r>
+      <w:r>
+        <w:t xml:space="preserve">as before);</w:t>
+      </w:r>
+      <w:r>
+        <w:t xml:space="preserve"> </w:t>
+      </w:r>
+      <w:r>
+        <w:rPr>
+          <w:rStyle w:val="VerbatimChar"/>
+        </w:rPr>
+        <w:t xml:space="preserve">[Sort] List</w:t>
+      </w:r>
+      <w:r>
+        <w:t xml:space="preserve"> </w:t>
+      </w:r>
+      <w:r>
+        <w:t xml:space="preserve">= the one shown; the recent folders are shared. Slots of the old layout (in</w:t>
+      </w:r>
+      <w:r>
+        <w:t xml:space="preserve"> </w:t>
+      </w:r>
+      <w:r>
+        <w:rPr>
+          <w:rStyle w:val="VerbatimChar"/>
+        </w:rPr>
+        <w:t xml:space="preserve">[Sort]</w:t>
+      </w:r>
+      <w:r>
+        <w:t xml:space="preserve">) are read as list 1 and moved to</w:t>
+      </w:r>
+      <w:r>
+        <w:t xml:space="preserve"> </w:t>
+      </w:r>
+      <w:r>
+        <w:rPr>
+          <w:rStyle w:val="VerbatimChar"/>
+        </w:rPr>
+        <w:t xml:space="preserve">[DirList1]</w:t>
+      </w:r>
+      <w:r>
+        <w:t xml:space="preserve"> </w:t>
+      </w:r>
+      <w:r>
+        <w:t xml:space="preserve">on the next write. In</w:t>
+      </w:r>
+      <w:r>
+        <w:t xml:space="preserve"> </w:t>
+      </w:r>
+      <w:r>
+        <w:rPr>
+          <w:rStyle w:val="VerbatimChar"/>
+        </w:rPr>
+        <w:t xml:space="preserve">uSortFolders</w:t>
+      </w:r>
+      <w:r>
+        <w:t xml:space="preserve">,</w:t>
+      </w:r>
+      <w:r>
+        <w:t xml:space="preserve"> </w:t>
+      </w:r>
+      <w:r>
+        <w:rPr>
+          <w:rStyle w:val="VerbatimChar"/>
+        </w:rPr>
+        <w:t xml:space="preserve">FSlots</w:t>
+      </w:r>
+      <w:r>
+        <w:t xml:space="preserve"> </w:t>
+      </w:r>
+      <w:r>
+        <w:t xml:space="preserve">is the shown list and</w:t>
+      </w:r>
+      <w:r>
+        <w:t xml:space="preserve"> </w:t>
+      </w:r>
+      <w:r>
+        <w:rPr>
+          <w:rStyle w:val="VerbatimChar"/>
+        </w:rPr>
+        <w:t xml:space="preserve">FLists</w:t>
+      </w:r>
+      <w:r>
+        <w:t xml:space="preserve"> </w:t>
+      </w:r>
+      <w:r>
+        <w:t xml:space="preserve">all lists (</w:t>
+      </w:r>
+      <w:r>
+        <w:rPr>
+          <w:rStyle w:val="VerbatimChar"/>
+        </w:rPr>
+        <w:t xml:space="preserve">CycleList</w:t>
+      </w:r>
+      <w:r>
+        <w:t xml:space="preserve">); the rest of MView still sees one list.</w:t>
       </w:r>
     </w:p>
     <w:p>
       <w:pPr>
         <w:numPr>
           <w:ilvl w:val="0"/>
-          <w:numId w:val="1032"/>
+          <w:numId w:val="1033"/>
         </w:numPr>
         <w:pStyle w:val="Compact"/>
       </w:pPr>
       <w:r>
         <w:rPr>
-          <w:iCs/>
-          <w:i/>
-        </w:rPr>
-        <w:t xml:space="preserve">(v1.3)</w:t>
-      </w:r>
-      <w:r>
-        <w:t xml:space="preserve"> </w:t>
-      </w:r>
-      <w:r>
-        <w:rPr>
           <w:bCs/>
           <w:b/>
         </w:rPr>
-        <w:t xml:space="preserve">Parent folder</w:t>
-      </w:r>
-      <w:r>
-        <w:t xml:space="preserve"> </w:t>
-      </w:r>
-      <w:r>
-        <w:t xml:space="preserve">(gesture up): browsing restarts from the parent of the opened folder, keeping the current file (</w:t>
-      </w:r>
-      <w:r>
+        <w:t xml:space="preserve">4.</w:t>
+      </w:r>
+      <w:r>
+        <w:rPr>
+          <w:bCs/>
+          <w:b/>
+        </w:rPr>
+        <w:t xml:space="preserve"> </w:t>
+      </w:r>
+      <w:r>
+        <w:rPr>
+          <w:bCs/>
+          <w:b/>
+        </w:rPr>
         <w:t xml:space="preserve">“</w:t>
       </w:r>
       <w:r>
-        <w:t xml:space="preserve">browsing from …</w:t>
-      </w:r>
-      <w:r>
+        <w:rPr>
+          <w:bCs/>
+          <w:b/>
+        </w:rPr>
+        <w:t xml:space="preserve">Make folder</w:t>
+      </w:r>
+      <w:r>
+        <w:rPr>
+          <w:bCs/>
+          <w:b/>
+        </w:rPr>
         <w:t xml:space="preserve">”</w:t>
       </w:r>
       <w:r>
-        <w:t xml:space="preserve">; at a drive root:</w:t>
-      </w:r>
-      <w:r>
-        <w:t xml:space="preserve"> </w:t>
-      </w:r>
-      <w:r>
+        <w:rPr>
+          <w:bCs/>
+          <w:b/>
+        </w:rPr>
+        <w:t xml:space="preserve"> </w:t>
+      </w:r>
+      <w:r>
+        <w:rPr>
+          <w:bCs/>
+          <w:b/>
+        </w:rPr>
+        <w:t xml:space="preserve">/</w:t>
+      </w:r>
+      <w:r>
+        <w:rPr>
+          <w:bCs/>
+          <w:b/>
+        </w:rPr>
+        <w:t xml:space="preserve"> </w:t>
+      </w:r>
+      <w:r>
+        <w:rPr>
+          <w:bCs/>
+          <w:b/>
+        </w:rPr>
         <w:t xml:space="preserve">“</w:t>
       </w:r>
       <w:r>
-        <w:t xml:space="preserve">already at the top</w:t>
-      </w:r>
-      <w:r>
+        <w:rPr>
+          <w:bCs/>
+          <w:b/>
+        </w:rPr>
+        <w:t xml:space="preserve">Make subfolder</w:t>
+      </w:r>
+      <w:r>
+        <w:rPr>
+          <w:bCs/>
+          <w:b/>
+        </w:rPr>
         <w:t xml:space="preserve">”</w:t>
       </w:r>
       <w:r>
-        <w:t xml:space="preserve">).</w:t>
+        <w:t xml:space="preserve"> </w:t>
+      </w:r>
+      <w:r>
+        <w:t xml:space="preserve">in a folder’s menu:</w:t>
+      </w:r>
+      <w:r>
+        <w:t xml:space="preserve"> </w:t>
+      </w:r>
+      <w:r>
+        <w:rPr>
+          <w:rStyle w:val="VerbatimChar"/>
+        </w:rPr>
+        <w:t xml:space="preserve">&lt;name&gt;_001</w:t>
+      </w:r>
+      <w:r>
+        <w:t xml:space="preserve"> </w:t>
+      </w:r>
+      <w:r>
+        <w:t xml:space="preserve">(the first free number) beside / inside that folder, made on disk and added to the list just below it.</w:t>
       </w:r>
     </w:p>
     <w:p>
       <w:pPr>
         <w:numPr>
           <w:ilvl w:val="0"/>
-          <w:numId w:val="1032"/>
+          <w:numId w:val="1033"/>
         </w:numPr>
         <w:pStyle w:val="Compact"/>
       </w:pPr>
       <w:r>
         <w:rPr>
-          <w:iCs/>
-          <w:i/>
-        </w:rPr>
-        <w:t xml:space="preserve">(Day 22, user)</w:t>
-      </w:r>
-      <w:r>
-        <w:t xml:space="preserve"> </w:t>
-      </w:r>
-      <w:r>
-        <w:rPr>
           <w:bCs/>
           <w:b/>
         </w:rPr>
-        <w:t xml:space="preserve">Climbing</w:t>
+        <w:t xml:space="preserve">3b. The folder menu is MView’s own window</w:t>
       </w:r>
       <w:r>
         <w:t xml:space="preserve"> </w:t>
@@ -21173,115 +21374,1449 @@
         <w:rPr>
           <w:rStyle w:val="VerbatimChar"/>
         </w:rPr>
-        <w:t xml:space="preserve">[Navigation] ClimbUp=1</w:t>
-      </w:r>
-      <w:r>
-        <w:t xml:space="preserve">, off by default): a step that runs past the end of the tree (next / previous folder; next / previous image with</w:t>
-      </w:r>
-      <w:r>
-        <w:t xml:space="preserve"> </w:t>
-      </w:r>
-      <w:r>
-        <w:rPr>
-          <w:rStyle w:val="VerbatimChar"/>
-        </w:rPr>
-        <w:t xml:space="preserve">WrapScope=Tree</w:t>
-      </w:r>
-      <w:r>
-        <w:t xml:space="preserve">) doesn’t wrap around. MView opens the root’s parent (like Parent folder, keeping the current image) and, once that tree is scanned, does the same step again: it lands in the neighbouring folder of the old root. At that tree’s end it climbs again, and so on, up to one level below a drive or network share (then it wraps as usual). Opening a single image or a sort-panel folder therefore no longer locks browsing inside that folder.</w:t>
-      </w:r>
-      <w:r>
-        <w:t xml:space="preserve"> </w:t>
-      </w:r>
-      <w:r>
-        <w:rPr>
-          <w:rStyle w:val="VerbatimChar"/>
-        </w:rPr>
-        <w:t xml:space="preserve">TNavigator.ClimbUp</w:t>
-      </w:r>
-      <w:r>
-        <w:t xml:space="preserve"> </w:t>
-      </w:r>
-      <w:r>
-        <w:t xml:space="preserve">/</w:t>
-      </w:r>
-      <w:r>
-        <w:t xml:space="preserve"> </w:t>
-      </w:r>
-      <w:r>
-        <w:rPr>
-          <w:rStyle w:val="VerbatimChar"/>
-        </w:rPr>
-        <w:t xml:space="preserve">ClimbWanted</w:t>
-      </w:r>
-      <w:r>
-        <w:t xml:space="preserve"> </w:t>
-      </w:r>
-      <w:r>
-        <w:t xml:space="preserve">/</w:t>
-      </w:r>
-      <w:r>
-        <w:t xml:space="preserve"> </w:t>
-      </w:r>
-      <w:r>
-        <w:rPr>
-          <w:rStyle w:val="VerbatimChar"/>
-        </w:rPr>
-        <w:t xml:space="preserve">CanClimbUp</w:t>
-      </w:r>
-      <w:r>
-        <w:t xml:space="preserve">,</w:t>
-      </w:r>
-      <w:r>
-        <w:t xml:space="preserve"> </w:t>
-      </w:r>
-      <w:r>
-        <w:rPr>
-          <w:rStyle w:val="VerbatimChar"/>
-        </w:rPr>
-        <w:t xml:space="preserve">TMView.ClimbUp</w:t>
-      </w:r>
-      <w:r>
-        <w:t xml:space="preserve">. With</w:t>
-      </w:r>
-      <w:r>
-        <w:t xml:space="preserve"> </w:t>
-      </w:r>
-      <w:r>
-        <w:rPr>
-          <w:rStyle w:val="VerbatimChar"/>
-        </w:rPr>
-        <w:t xml:space="preserve">WrapScope=Dir</w:t>
-      </w:r>
-      <w:r>
-        <w:t xml:space="preserve"> </w:t>
-      </w:r>
-      <w:r>
-        <w:t xml:space="preserve">image steps stay in the folder as before; the folder steps climb. Needs</w:t>
-      </w:r>
-      <w:r>
-        <w:t xml:space="preserve"> </w:t>
-      </w:r>
-      <w:r>
-        <w:rPr>
-          <w:rStyle w:val="VerbatimChar"/>
-        </w:rPr>
-        <w:t xml:space="preserve">Recursive=1</w:t>
-      </w:r>
-      <w:r>
-        <w:t xml:space="preserve">. While the folder above is read, further steps wait (the last one is done then; after 20 s they go on as usual); the decoded images are kept (also for Parent folder).</w:t>
+        <w:t xml:space="preserve">uSlotMenuWindow</w:t>
+      </w:r>
+      <w:r>
+        <w:t xml:space="preserve">): a Windows menu closes on the first click. It stands left of the panel (the folders stay in sight; to the right only without room), shows the same menu items (built as before into</w:t>
+      </w:r>
+      <w:r>
+        <w:t xml:space="preserve"> </w:t>
+      </w:r>
+      <w:r>
+        <w:rPr>
+          <w:rStyle w:val="VerbatimChar"/>
+        </w:rPr>
+        <w:t xml:space="preserve">FSortMenu</w:t>
+      </w:r>
+      <w:r>
+        <w:t xml:space="preserve">), opens a sub-menu (Colour, Icon, Recent folders) in place below its line, stays open while moving:</w:t>
+      </w:r>
+      <w:r>
+        <w:t xml:space="preserve"> </w:t>
+      </w:r>
+      <w:r>
+        <w:rPr>
+          <w:bCs/>
+          <w:b/>
+        </w:rPr>
+        <w:t xml:space="preserve">Move to top / Move up / Move down</w:t>
+      </w:r>
+      <w:r>
+        <w:t xml:space="preserve"> </w:t>
+      </w:r>
+      <w:r>
+        <w:t xml:space="preserve">run on press and</w:t>
+      </w:r>
+      <w:r>
+        <w:t xml:space="preserve"> </w:t>
+      </w:r>
+      <w:r>
+        <w:rPr>
+          <w:bCs/>
+          <w:b/>
+        </w:rPr>
+        <w:t xml:space="preserve">repeat while held</w:t>
+      </w:r>
+      <w:r>
+        <w:t xml:space="preserve"> </w:t>
+      </w:r>
+      <w:r>
+        <w:t xml:space="preserve">(after 0.42 s, then every 0.09 s); any other choice closes it, then runs. Esc or a click elsewhere closes it; Up / Down / Enter as in a menu; too tall: the wheel scrolls.</w:t>
       </w:r>
     </w:p>
     <w:p>
       <w:pPr>
         <w:numPr>
           <w:ilvl w:val="0"/>
-          <w:numId w:val="1032"/>
+          <w:numId w:val="1033"/>
         </w:numPr>
         <w:pStyle w:val="Compact"/>
       </w:pPr>
       <w:r>
-        <w:t xml:space="preserve">Files moved or deleted externally are detected when they fail to open. They are removed from the snapshot, and navigation continues. There is no file watcher in v1.</w:t>
+        <w:rPr>
+          <w:bCs/>
+          <w:b/>
+        </w:rPr>
+        <w:t xml:space="preserve">6. Rapid Sorting</w:t>
+      </w:r>
+      <w:r>
+        <w:t xml:space="preserve"> </w:t>
+      </w:r>
+      <w:r>
+        <w:t xml:space="preserve">(right-click menu, checked while on; command</w:t>
+      </w:r>
+      <w:r>
+        <w:t xml:space="preserve"> </w:t>
+      </w:r>
+      <w:r>
+        <w:rPr>
+          <w:rStyle w:val="VerbatimChar"/>
+        </w:rPr>
+        <w:t xml:space="preserve">cmdRapidSelection</w:t>
+      </w:r>
+      <w:r>
+        <w:t xml:space="preserve">): ten fixed slots</w:t>
+      </w:r>
+      <w:r>
+        <w:t xml:space="preserve"> </w:t>
+      </w:r>
+      <w:r>
+        <w:rPr>
+          <w:rStyle w:val="VerbatimChar"/>
+        </w:rPr>
+        <w:t xml:space="preserve">Selection1</w:t>
+      </w:r>
+      <w:r>
+        <w:t xml:space="preserve"> </w:t>
+      </w:r>
+      <w:r>
+        <w:t xml:space="preserve">…</w:t>
+      </w:r>
+      <w:r>
+        <w:t xml:space="preserve"> </w:t>
+      </w:r>
+      <w:r>
+        <w:rPr>
+          <w:rStyle w:val="VerbatimChar"/>
+        </w:rPr>
+        <w:t xml:space="preserve">Selection9</w:t>
+      </w:r>
+      <w:r>
+        <w:t xml:space="preserve">,</w:t>
+      </w:r>
+      <w:r>
+        <w:t xml:space="preserve"> </w:t>
+      </w:r>
+      <w:r>
+        <w:rPr>
+          <w:rStyle w:val="VerbatimChar"/>
+        </w:rPr>
+        <w:t xml:space="preserve">Selection0</w:t>
+      </w:r>
+      <w:r>
+        <w:t xml:space="preserve"> </w:t>
+      </w:r>
+      <w:r>
+        <w:t xml:space="preserve">in</w:t>
+      </w:r>
+      <w:r>
+        <w:t xml:space="preserve"> </w:t>
+      </w:r>
+      <w:r>
+        <w:rPr>
+          <w:rStyle w:val="VerbatimChar"/>
+        </w:rPr>
+        <w:t xml:space="preserve">[Sort] DefaultImageFolder</w:t>
+      </w:r>
+      <w:r>
+        <w:t xml:space="preserve"> </w:t>
+      </w:r>
+      <w:r>
+        <w:t xml:space="preserve">(filled in with the user’s Pictures folder; folders made when missing), in ten fixed colours (Pink and Brown added to the slot colours), numbered 1 … 9, 0 on the folder; no</w:t>
+      </w:r>
+      <w:r>
+        <w:t xml:space="preserve"> </w:t>
+      </w:r>
+      <w:r>
+        <w:t xml:space="preserve">“</w:t>
+      </w:r>
+      <w:r>
+        <w:t xml:space="preserve">+</w:t>
+      </w:r>
+      <w:r>
+        <w:t xml:space="preserve">”</w:t>
+      </w:r>
+      <w:r>
+        <w:t xml:space="preserve">, no arrows, the</w:t>
+      </w:r>
+      <w:r>
+        <w:t xml:space="preserve"> </w:t>
+      </w:r>
+      <w:r>
+        <w:t xml:space="preserve">“</w:t>
+      </w:r>
+      <w:r>
+        <w:t xml:space="preserve">…</w:t>
+      </w:r>
+      <w:r>
+        <w:t xml:space="preserve">”</w:t>
+      </w:r>
+      <w:r>
+        <w:t xml:space="preserve"> </w:t>
+      </w:r>
+      <w:r>
+        <w:t xml:space="preserve">menu only opens the folder or switches the mode off. The panel opens and is pinned; off: the list and the pin from before.</w:t>
+      </w:r>
+      <w:r>
+        <w:t xml:space="preserve"> </w:t>
+      </w:r>
+      <w:r>
+        <w:rPr>
+          <w:bCs/>
+          <w:b/>
+        </w:rPr>
+        <w:t xml:space="preserve">Keys 1 … 9, 0</w:t>
+      </w:r>
+      <w:r>
+        <w:t xml:space="preserve"> </w:t>
+      </w:r>
+      <w:r>
+        <w:t xml:space="preserve">(top row and number pad,</w:t>
+      </w:r>
+      <w:r>
+        <w:t xml:space="preserve"> </w:t>
+      </w:r>
+      <w:r>
+        <w:rPr>
+          <w:rStyle w:val="VerbatimChar"/>
+        </w:rPr>
+        <w:t xml:space="preserve">cmdRapidKey</w:t>
+      </w:r>
+      <w:r>
+        <w:t xml:space="preserve">)</w:t>
+      </w:r>
+      <w:r>
+        <w:t xml:space="preserve"> </w:t>
+      </w:r>
+      <w:r>
+        <w:rPr>
+          <w:bCs/>
+          <w:b/>
+        </w:rPr>
+        <w:t xml:space="preserve">move</w:t>
+      </w:r>
+      <w:r>
+        <w:t xml:space="preserve"> </w:t>
+      </w:r>
+      <w:r>
+        <w:t xml:space="preserve">the image into that folder (the panel’s usual move: flash, undo); while off they only say how to switch it on. Not one of the ◀ ▶ lists, never written to the ini.</w:t>
+      </w:r>
+    </w:p>
+    <w:p>
+      <w:pPr>
+        <w:pStyle w:val="FirstParagraph"/>
+      </w:pPr>
+      <w:r>
+        <w:rPr>
+          <w:bCs/>
+          <w:b/>
+        </w:rPr>
+        <w:t xml:space="preserve">Batch B, after the user’s first look (Day 27):</w:t>
+      </w:r>
+      <w:r>
+        <w:t xml:space="preserve"> </w:t>
+      </w:r>
+      <w:r>
+        <w:t xml:space="preserve">the middle-of-the-view hints of the panel (a new folder list, Rapid sorting on / off, a digit while it is off) appear only with</w:t>
+      </w:r>
+      <w:r>
+        <w:t xml:space="preserve"> </w:t>
+      </w:r>
+      <w:r>
+        <w:rPr>
+          <w:rStyle w:val="VerbatimChar"/>
+          <w:bCs/>
+          <w:b/>
+        </w:rPr>
+        <w:t xml:space="preserve">[Sort] ShowDirectoryHint=1</w:t>
+      </w:r>
+      <w:r>
+        <w:t xml:space="preserve"> </w:t>
+      </w:r>
+      <w:r>
+        <w:t xml:space="preserve">(default 0), and then steady for 3 s instead of flashing. The header arrows are</w:t>
+      </w:r>
+      <w:r>
+        <w:t xml:space="preserve"> </w:t>
+      </w:r>
+      <w:r>
+        <w:rPr>
+          <w:bCs/>
+          <w:b/>
+        </w:rPr>
+        <w:t xml:space="preserve">red</w:t>
+      </w:r>
+      <w:r>
+        <w:t xml:space="preserve"> </w:t>
+      </w:r>
+      <w:r>
+        <w:t xml:space="preserve">when a click on them brings up a new, empty list (one filled list: both red; nothing at all yet: neither;</w:t>
+      </w:r>
+      <w:r>
+        <w:t xml:space="preserve"> </w:t>
+      </w:r>
+      <w:r>
+        <w:rPr>
+          <w:rStyle w:val="VerbatimChar"/>
+        </w:rPr>
+        <w:t xml:space="preserve">TSortFolders.NextIsNew</w:t>
+      </w:r>
+      <w:r>
+        <w:t xml:space="preserve">). Move up / down repeat more slowly while held (first after 0.5 s, then every 0.28 s).</w:t>
+      </w:r>
+    </w:p>
+    <w:p>
+      <w:pPr>
+        <w:pStyle w:val="BodyText"/>
+      </w:pPr>
+      <w:r>
+        <w:rPr>
+          <w:bCs/>
+          <w:b/>
+        </w:rPr>
+        <w:t xml:space="preserve">Batch C (built, Day 27):</w:t>
+      </w:r>
+    </w:p>
+    <w:p>
+      <w:pPr>
+        <w:numPr>
+          <w:ilvl w:val="0"/>
+          <w:numId w:val="1034"/>
+        </w:numPr>
+        <w:pStyle w:val="Compact"/>
+      </w:pPr>
+      <w:r>
+        <w:rPr>
+          <w:bCs/>
+          <w:b/>
+        </w:rPr>
+        <w:t xml:space="preserve">12. Single keys.</w:t>
+      </w:r>
+      <w:r>
+        <w:t xml:space="preserve"> </w:t>
+      </w:r>
+      <w:r>
+        <w:rPr>
+          <w:rStyle w:val="VerbatimChar"/>
+        </w:rPr>
+        <w:t xml:space="preserve">[Keys]</w:t>
+      </w:r>
+      <w:r>
+        <w:t xml:space="preserve"> </w:t>
+      </w:r>
+      <w:r>
+        <w:t xml:space="preserve">of the mouse profile takes any easily reached single key, by a stable name in the file:</w:t>
+      </w:r>
+      <w:r>
+        <w:t xml:space="preserve"> </w:t>
+      </w:r>
+      <w:r>
+        <w:rPr>
+          <w:rStyle w:val="VerbatimChar"/>
+        </w:rPr>
+        <w:t xml:space="preserve">A</w:t>
+      </w:r>
+      <w:r>
+        <w:t xml:space="preserve">…</w:t>
+      </w:r>
+      <w:r>
+        <w:rPr>
+          <w:rStyle w:val="VerbatimChar"/>
+        </w:rPr>
+        <w:t xml:space="preserve">Z</w:t>
+      </w:r>
+      <w:r>
+        <w:t xml:space="preserve">,</w:t>
+      </w:r>
+      <w:r>
+        <w:t xml:space="preserve"> </w:t>
+      </w:r>
+      <w:r>
+        <w:rPr>
+          <w:rStyle w:val="VerbatimChar"/>
+        </w:rPr>
+        <w:t xml:space="preserve">0</w:t>
+      </w:r>
+      <w:r>
+        <w:t xml:space="preserve">…</w:t>
+      </w:r>
+      <w:r>
+        <w:rPr>
+          <w:rStyle w:val="VerbatimChar"/>
+        </w:rPr>
+        <w:t xml:space="preserve">9</w:t>
+      </w:r>
+      <w:r>
+        <w:t xml:space="preserve">,</w:t>
+      </w:r>
+      <w:r>
+        <w:t xml:space="preserve"> </w:t>
+      </w:r>
+      <w:r>
+        <w:rPr>
+          <w:rStyle w:val="VerbatimChar"/>
+        </w:rPr>
+        <w:t xml:space="preserve">F1</w:t>
+      </w:r>
+      <w:r>
+        <w:t xml:space="preserve">…</w:t>
+      </w:r>
+      <w:r>
+        <w:rPr>
+          <w:rStyle w:val="VerbatimChar"/>
+        </w:rPr>
+        <w:t xml:space="preserve">F12</w:t>
+      </w:r>
+      <w:r>
+        <w:t xml:space="preserve">,</w:t>
+      </w:r>
+      <w:r>
+        <w:t xml:space="preserve"> </w:t>
+      </w:r>
+      <w:r>
+        <w:rPr>
+          <w:rStyle w:val="VerbatimChar"/>
+        </w:rPr>
+        <w:t xml:space="preserve">Num0</w:t>
+      </w:r>
+      <w:r>
+        <w:t xml:space="preserve">…</w:t>
+      </w:r>
+      <w:r>
+        <w:rPr>
+          <w:rStyle w:val="VerbatimChar"/>
+        </w:rPr>
+        <w:t xml:space="preserve">Num9</w:t>
+      </w:r>
+      <w:r>
+        <w:t xml:space="preserve">,</w:t>
+      </w:r>
+      <w:r>
+        <w:t xml:space="preserve"> </w:t>
+      </w:r>
+      <w:r>
+        <w:rPr>
+          <w:rStyle w:val="VerbatimChar"/>
+        </w:rPr>
+        <w:t xml:space="preserve">NumMultiply / NumPlus / NumMinus / NumDecimal / NumDivide</w:t>
+      </w:r>
+      <w:r>
+        <w:t xml:space="preserve">,</w:t>
+      </w:r>
+      <w:r>
+        <w:t xml:space="preserve"> </w:t>
+      </w:r>
+      <w:r>
+        <w:rPr>
+          <w:rStyle w:val="VerbatimChar"/>
+        </w:rPr>
+        <w:t xml:space="preserve">Space</w:t>
+      </w:r>
+      <w:r>
+        <w:t xml:space="preserve">,</w:t>
+      </w:r>
+      <w:r>
+        <w:t xml:space="preserve"> </w:t>
+      </w:r>
+      <w:r>
+        <w:rPr>
+          <w:rStyle w:val="VerbatimChar"/>
+        </w:rPr>
+        <w:t xml:space="preserve">Enter</w:t>
+      </w:r>
+      <w:r>
+        <w:t xml:space="preserve">,</w:t>
+      </w:r>
+      <w:r>
+        <w:t xml:space="preserve"> </w:t>
+      </w:r>
+      <w:r>
+        <w:rPr>
+          <w:rStyle w:val="VerbatimChar"/>
+        </w:rPr>
+        <w:t xml:space="preserve">Tab</w:t>
+      </w:r>
+      <w:r>
+        <w:t xml:space="preserve">,</w:t>
+      </w:r>
+      <w:r>
+        <w:t xml:space="preserve"> </w:t>
+      </w:r>
+      <w:r>
+        <w:rPr>
+          <w:rStyle w:val="VerbatimChar"/>
+        </w:rPr>
+        <w:t xml:space="preserve">Backspace</w:t>
+      </w:r>
+      <w:r>
+        <w:t xml:space="preserve">,</w:t>
+      </w:r>
+      <w:r>
+        <w:t xml:space="preserve"> </w:t>
+      </w:r>
+      <w:r>
+        <w:rPr>
+          <w:rStyle w:val="VerbatimChar"/>
+        </w:rPr>
+        <w:t xml:space="preserve">Insert</w:t>
+      </w:r>
+      <w:r>
+        <w:t xml:space="preserve">,</w:t>
+      </w:r>
+      <w:r>
+        <w:t xml:space="preserve"> </w:t>
+      </w:r>
+      <w:r>
+        <w:rPr>
+          <w:rStyle w:val="VerbatimChar"/>
+        </w:rPr>
+        <w:t xml:space="preserve">Delete</w:t>
+      </w:r>
+      <w:r>
+        <w:t xml:space="preserve">,</w:t>
+      </w:r>
+      <w:r>
+        <w:t xml:space="preserve"> </w:t>
+      </w:r>
+      <w:r>
+        <w:rPr>
+          <w:rStyle w:val="VerbatimChar"/>
+        </w:rPr>
+        <w:t xml:space="preserve">Home</w:t>
+      </w:r>
+      <w:r>
+        <w:t xml:space="preserve">,</w:t>
+      </w:r>
+      <w:r>
+        <w:t xml:space="preserve"> </w:t>
+      </w:r>
+      <w:r>
+        <w:rPr>
+          <w:rStyle w:val="VerbatimChar"/>
+        </w:rPr>
+        <w:t xml:space="preserve">End</w:t>
+      </w:r>
+      <w:r>
+        <w:t xml:space="preserve">,</w:t>
+      </w:r>
+      <w:r>
+        <w:t xml:space="preserve"> </w:t>
+      </w:r>
+      <w:r>
+        <w:rPr>
+          <w:rStyle w:val="VerbatimChar"/>
+        </w:rPr>
+        <w:t xml:space="preserve">PageUp</w:t>
+      </w:r>
+      <w:r>
+        <w:t xml:space="preserve">,</w:t>
+      </w:r>
+      <w:r>
+        <w:t xml:space="preserve"> </w:t>
+      </w:r>
+      <w:r>
+        <w:rPr>
+          <w:rStyle w:val="VerbatimChar"/>
+        </w:rPr>
+        <w:t xml:space="preserve">PageDown</w:t>
+      </w:r>
+      <w:r>
+        <w:t xml:space="preserve">,</w:t>
+      </w:r>
+      <w:r>
+        <w:t xml:space="preserve"> </w:t>
+      </w:r>
+      <w:r>
+        <w:rPr>
+          <w:rStyle w:val="VerbatimChar"/>
+        </w:rPr>
+        <w:t xml:space="preserve">Pause</w:t>
+      </w:r>
+      <w:r>
+        <w:t xml:space="preserve">,</w:t>
+      </w:r>
+      <w:r>
+        <w:t xml:space="preserve"> </w:t>
+      </w:r>
+      <w:r>
+        <w:rPr>
+          <w:rStyle w:val="VerbatimChar"/>
+        </w:rPr>
+        <w:t xml:space="preserve">Apps</w:t>
+      </w:r>
+      <w:r>
+        <w:t xml:space="preserve">, and the punctuation keys</w:t>
+      </w:r>
+      <w:r>
+        <w:t xml:space="preserve"> </w:t>
+      </w:r>
+      <w:r>
+        <w:rPr>
+          <w:rStyle w:val="VerbatimChar"/>
+        </w:rPr>
+        <w:t xml:space="preserve">Oem1 … Oem8</w:t>
+      </w:r>
+      <w:r>
+        <w:t xml:space="preserve">,</w:t>
+      </w:r>
+      <w:r>
+        <w:t xml:space="preserve"> </w:t>
+      </w:r>
+      <w:r>
+        <w:rPr>
+          <w:rStyle w:val="VerbatimChar"/>
+        </w:rPr>
+        <w:t xml:space="preserve">OemPlus / OemComma / OemMinus / OemPeriod</w:t>
+      </w:r>
+      <w:r>
+        <w:t xml:space="preserve">,</w:t>
+      </w:r>
+      <w:r>
+        <w:t xml:space="preserve"> </w:t>
+      </w:r>
+      <w:r>
+        <w:rPr>
+          <w:rStyle w:val="VerbatimChar"/>
+        </w:rPr>
+        <w:t xml:space="preserve">Oem102</w:t>
+      </w:r>
+      <w:r>
+        <w:t xml:space="preserve"> </w:t>
+      </w:r>
+      <w:r>
+        <w:t xml:space="preserve">(their label depends on the layout). No combinations; Esc, the arrows, Ctrl+V / Ctrl+C stay fixed. The</w:t>
+      </w:r>
+      <w:r>
+        <w:t xml:space="preserve"> </w:t>
+      </w:r>
+      <w:r>
+        <w:t xml:space="preserve">“</w:t>
+      </w:r>
+      <w:r>
+        <w:t xml:space="preserve">Mouse &amp; keys</w:t>
+      </w:r>
+      <w:r>
+        <w:t xml:space="preserve">”</w:t>
+      </w:r>
+      <w:r>
+        <w:t xml:space="preserve"> </w:t>
+      </w:r>
+      <w:r>
+        <w:t xml:space="preserve">page lists only the keys that are set (each with an × to remove it) and</w:t>
+      </w:r>
+      <w:r>
+        <w:t xml:space="preserve"> </w:t>
+      </w:r>
+      <w:r>
+        <w:rPr>
+          <w:bCs/>
+          <w:b/>
+        </w:rPr>
+        <w:t xml:space="preserve">“</w:t>
+      </w:r>
+      <w:r>
+        <w:rPr>
+          <w:bCs/>
+          <w:b/>
+        </w:rPr>
+        <w:t xml:space="preserve">Add a key</w:t>
+      </w:r>
+      <w:r>
+        <w:rPr>
+          <w:bCs/>
+          <w:b/>
+        </w:rPr>
+        <w:t xml:space="preserve">”</w:t>
+      </w:r>
+      <w:r>
+        <w:t xml:space="preserve"> </w:t>
+      </w:r>
+      <w:r>
+        <w:t xml:space="preserve">(the free keys; pressing a key over the list picks it); the names are those of the installed keyboard layout (</w:t>
+      </w:r>
+      <w:r>
+        <w:rPr>
+          <w:rStyle w:val="VerbatimChar"/>
+        </w:rPr>
+        <w:t xml:space="preserve">GetKeyNameText</w:t>
+      </w:r>
+      <w:r>
+        <w:t xml:space="preserve">, e.g. </w:t>
+      </w:r>
+      <w:r>
+        <w:t xml:space="preserve">“</w:t>
+      </w:r>
+      <w:r>
+        <w:t xml:space="preserve">Ü (Oem1)</w:t>
+      </w:r>
+      <w:r>
+        <w:t xml:space="preserve">”</w:t>
+      </w:r>
+      <w:r>
+        <w:t xml:space="preserve">).</w:t>
+      </w:r>
+      <w:r>
+        <w:t xml:space="preserve"> </w:t>
+      </w:r>
+      <w:r>
+        <w:rPr>
+          <w:bCs/>
+          <w:b/>
+        </w:rPr>
+        <w:t xml:space="preserve">A digit key without an entry is a Rapid sorting key</w:t>
+      </w:r>
+      <w:r>
+        <w:t xml:space="preserve"> </w:t>
+      </w:r>
+      <w:r>
+        <w:t xml:space="preserve">(</w:t>
+      </w:r>
+      <w:r>
+        <w:rPr>
+          <w:rStyle w:val="VerbatimChar"/>
+        </w:rPr>
+        <w:t xml:space="preserve">RapidKey</w:t>
+      </w:r>
+      <w:r>
+        <w:t xml:space="preserve">, also for profiles saved before 1.1); added on the page it starts as RapidKey,</w:t>
+      </w:r>
+      <w:r>
+        <w:t xml:space="preserve"> </w:t>
+      </w:r>
+      <w:r>
+        <w:t xml:space="preserve">“</w:t>
+      </w:r>
+      <w:r>
+        <w:t xml:space="preserve">(nothing)</w:t>
+      </w:r>
+      <w:r>
+        <w:t xml:space="preserve">”</w:t>
+      </w:r>
+      <w:r>
+        <w:t xml:space="preserve"> </w:t>
+      </w:r>
+      <w:r>
+        <w:t xml:space="preserve">switches it off. The old key events (Space / Enter / D as mouse-profile events) are gone; their</w:t>
+      </w:r>
+      <w:r>
+        <w:t xml:space="preserve"> </w:t>
+      </w:r>
+      <w:r>
+        <w:rPr>
+          <w:rStyle w:val="VerbatimChar"/>
+        </w:rPr>
+        <w:t xml:space="preserve">[Keys]</w:t>
+      </w:r>
+      <w:r>
+        <w:t xml:space="preserve"> </w:t>
+      </w:r>
+      <w:r>
+        <w:t xml:space="preserve">lines read as before. New commands:</w:t>
+      </w:r>
+      <w:r>
+        <w:t xml:space="preserve"> </w:t>
+      </w:r>
+      <w:r>
+        <w:rPr>
+          <w:rStyle w:val="VerbatimChar"/>
+        </w:rPr>
+        <w:t xml:space="preserve">RapidSelection</w:t>
+      </w:r>
+      <w:r>
+        <w:t xml:space="preserve">,</w:t>
+      </w:r>
+      <w:r>
+        <w:t xml:space="preserve"> </w:t>
+      </w:r>
+      <w:r>
+        <w:rPr>
+          <w:rStyle w:val="VerbatimChar"/>
+        </w:rPr>
+        <w:t xml:space="preserve">RapidKey</w:t>
+      </w:r>
+      <w:r>
+        <w:t xml:space="preserve">,</w:t>
+      </w:r>
+      <w:r>
+        <w:t xml:space="preserve"> </w:t>
+      </w:r>
+      <w:r>
+        <w:rPr>
+          <w:rStyle w:val="VerbatimChar"/>
+        </w:rPr>
+        <w:t xml:space="preserve">TogglePreview</w:t>
+      </w:r>
+      <w:r>
+        <w:t xml:space="preserve">.</w:t>
+      </w:r>
+    </w:p>
+    <w:p>
+      <w:pPr>
+        <w:numPr>
+          <w:ilvl w:val="0"/>
+          <w:numId w:val="1034"/>
+        </w:numPr>
+        <w:pStyle w:val="Compact"/>
+      </w:pPr>
+      <w:r>
+        <w:rPr>
+          <w:bCs/>
+          <w:b/>
+        </w:rPr>
+        <w:t xml:space="preserve">7. The bottom edge</w:t>
+      </w:r>
+      <w:r>
+        <w:t xml:space="preserve"> </w:t>
+      </w:r>
+      <w:r>
+        <w:t xml:space="preserve">(zones off): the mouse resting</w:t>
+      </w:r>
+      <w:r>
+        <w:t xml:space="preserve"> </w:t>
+      </w:r>
+      <w:r>
+        <w:rPr>
+          <w:rStyle w:val="VerbatimChar"/>
+        </w:rPr>
+        <w:t xml:space="preserve">[Mouse] BottomEdgeMs</w:t>
+      </w:r>
+      <w:r>
+        <w:t xml:space="preserve"> </w:t>
+      </w:r>
+      <w:r>
+        <w:t xml:space="preserve">(1000) within</w:t>
+      </w:r>
+      <w:r>
+        <w:t xml:space="preserve"> </w:t>
+      </w:r>
+      <w:r>
+        <w:rPr>
+          <w:rStyle w:val="VerbatimChar"/>
+        </w:rPr>
+        <w:t xml:space="preserve">[Mouse] EdgeWidth</w:t>
+      </w:r>
+      <w:r>
+        <w:t xml:space="preserve"> </w:t>
+      </w:r>
+      <w:r>
+        <w:t xml:space="preserve">(12 px, scaled) of the bottom switches zoom mode (the wheel zooms at the mouse; the same as X1) on / off; once per stay, not with a button held. In the engine (</w:t>
+      </w:r>
+      <w:r>
+        <w:rPr>
+          <w:rStyle w:val="VerbatimChar"/>
+        </w:rPr>
+        <w:t xml:space="preserve">uMouseEngine</w:t>
+      </w:r>
+      <w:r>
+        <w:t xml:space="preserve">: MouseMove notes the edge, Tick fires).</w:t>
+      </w:r>
+    </w:p>
+    <w:p>
+      <w:pPr>
+        <w:numPr>
+          <w:ilvl w:val="0"/>
+          <w:numId w:val="1034"/>
+        </w:numPr>
+        <w:pStyle w:val="Compact"/>
+      </w:pPr>
+      <w:r>
+        <w:rPr>
+          <w:bCs/>
+          <w:b/>
+        </w:rPr>
+        <w:t xml:space="preserve">11. The scan bar</w:t>
+      </w:r>
+      <w:r>
+        <w:t xml:space="preserve"> </w:t>
+      </w:r>
+      <w:r>
+        <w:t xml:space="preserve">(</w:t>
+      </w:r>
+      <w:r>
+        <w:rPr>
+          <w:rStyle w:val="VerbatimChar"/>
+        </w:rPr>
+        <w:t xml:space="preserve">uPreviewStrip</w:t>
+      </w:r>
+      <w:r>
+        <w:t xml:space="preserve">; the user’s correction after a row of thumbnails:</w:t>
+      </w:r>
+      <w:r>
+        <w:t xml:space="preserve"> </w:t>
+      </w:r>
+      <w:r>
+        <w:t xml:space="preserve">“</w:t>
+      </w:r>
+      <w:r>
+        <w:t xml:space="preserve">it should not show all images in a row … but give an overview</w:t>
+      </w:r>
+      <w:r>
+        <w:t xml:space="preserve">”</w:t>
+      </w:r>
+      <w:r>
+        <w:t xml:space="preserve">, after Hamana’s quick-view bar): a thick, transparent</w:t>
+      </w:r>
+      <w:r>
+        <w:t xml:space="preserve"> </w:t>
+      </w:r>
+      <w:r>
+        <w:rPr>
+          <w:bCs/>
+          <w:b/>
+        </w:rPr>
+        <w:t xml:space="preserve">bar at the top, in the middle, half the window wide</w:t>
+      </w:r>
+      <w:r>
+        <w:t xml:space="preserve">, standing for the folder’s images 1 … n from left to right. Its outline, marks and</w:t>
+      </w:r>
+      <w:r>
+        <w:t xml:space="preserve"> </w:t>
+      </w:r>
+      <w:r>
+        <w:t xml:space="preserve">“</w:t>
+      </w:r>
+      <w:r>
+        <w:t xml:space="preserve">18 / 34</w:t>
+      </w:r>
+      <w:r>
+        <w:t xml:space="preserve">”</w:t>
+      </w:r>
+      <w:r>
+        <w:t xml:space="preserve"> </w:t>
+      </w:r>
+      <w:r>
+        <w:t xml:space="preserve">are in the info line’s and the on-screen messages’ colour (</w:t>
+      </w:r>
+      <w:r>
+        <w:rPr>
+          <w:rStyle w:val="VerbatimChar"/>
+        </w:rPr>
+        <w:t xml:space="preserve">[View] OverlayColor</w:t>
+      </w:r>
+      <w:r>
+        <w:t xml:space="preserve">); the part up to the current image is lighter (a progress bar), the current image’s place yellow. The mouse over it shows the image at that place under the bar (at 50 % about the middle one; up to 165 px, without a frame: the box is the picture), with</w:t>
+      </w:r>
+      <w:r>
+        <w:t xml:space="preserve"> </w:t>
+      </w:r>
+      <w:r>
+        <w:t xml:space="preserve">“</w:t>
+      </w:r>
+      <w:r>
+        <w:t xml:space="preserve">754 / 1005 name</w:t>
+      </w:r>
+      <w:r>
+        <w:t xml:space="preserve">”</w:t>
+      </w:r>
+      <w:r>
+        <w:t xml:space="preserve"> </w:t>
+      </w:r>
+      <w:r>
+        <w:t xml:space="preserve">under it on a solid line in the info line’s font and colour; a name longer than the picture is wide</w:t>
+      </w:r>
+      <w:r>
+        <w:t xml:space="preserve"> </w:t>
+      </w:r>
+      <w:r>
+        <w:rPr>
+          <w:bCs/>
+          <w:b/>
+        </w:rPr>
+        <w:t xml:space="preserve">scrolls round</w:t>
+      </w:r>
+      <w:r>
+        <w:t xml:space="preserve"> </w:t>
+      </w:r>
+      <w:r>
+        <w:t xml:space="preserve">once the mouse has rested 0.6 s. One not made yet shows</w:t>
+      </w:r>
+      <w:r>
+        <w:t xml:space="preserve"> </w:t>
+      </w:r>
+      <w:r>
+        <w:rPr>
+          <w:bCs/>
+          <w:b/>
+        </w:rPr>
+        <w:t xml:space="preserve">black with</w:t>
+      </w:r>
+      <w:r>
+        <w:rPr>
+          <w:bCs/>
+          <w:b/>
+        </w:rPr>
+        <w:t xml:space="preserve"> </w:t>
+      </w:r>
+      <w:r>
+        <w:rPr>
+          <w:bCs/>
+          <w:b/>
+        </w:rPr>
+        <w:t xml:space="preserve">“</w:t>
+      </w:r>
+      <w:r>
+        <w:rPr>
+          <w:bCs/>
+          <w:b/>
+        </w:rPr>
+        <w:t xml:space="preserve">754 / 1005</w:t>
+      </w:r>
+      <w:r>
+        <w:rPr>
+          <w:bCs/>
+          <w:b/>
+        </w:rPr>
+        <w:t xml:space="preserve">”</w:t>
+      </w:r>
+      <w:r>
+        <w:t xml:space="preserve">. Only the image under the mouse is decoded (</w:t>
+      </w:r>
+      <w:r>
+        <w:rPr>
+          <w:rStyle w:val="VerbatimChar"/>
+        </w:rPr>
+        <w:t xml:space="preserve">uFolderThumbs</w:t>
+      </w:r>
+      <w:r>
+        <w:t xml:space="preserve">, its own thread: a JPEG’s embedded thumbnail, else a small decode), then three on either side; a new place cancels the old work. The</w:t>
+      </w:r>
+      <w:r>
+        <w:t xml:space="preserve"> </w:t>
+      </w:r>
+      <w:r>
+        <w:rPr>
+          <w:bCs/>
+          <w:b/>
+        </w:rPr>
+        <w:t xml:space="preserve">wheel steps one image</w:t>
+      </w:r>
+      <w:r>
+        <w:t xml:space="preserve"> </w:t>
+      </w:r>
+      <w:r>
+        <w:t xml:space="preserve">back / on from the place (fine steps in long lists, instead of a lens). The preview stays while the mouse moves down onto it; a click on the bar or the preview opens that image. Opens when the mouse rests</w:t>
+      </w:r>
+      <w:r>
+        <w:t xml:space="preserve"> </w:t>
+      </w:r>
+      <w:r>
+        <w:rPr>
+          <w:rStyle w:val="VerbatimChar"/>
+        </w:rPr>
+        <w:t xml:space="preserve">[Mouse] TopEdgeMs</w:t>
+      </w:r>
+      <w:r>
+        <w:t xml:space="preserve"> </w:t>
+      </w:r>
+      <w:r>
+        <w:t xml:space="preserve">(500) at the top edge, or by the command</w:t>
+      </w:r>
+      <w:r>
+        <w:t xml:space="preserve"> </w:t>
+      </w:r>
+      <w:r>
+        <w:rPr>
+          <w:rStyle w:val="VerbatimChar"/>
+        </w:rPr>
+        <w:t xml:space="preserve">TogglePreview</w:t>
+      </w:r>
+      <w:r>
+        <w:t xml:space="preserve"> </w:t>
+      </w:r>
+      <w:r>
+        <w:t xml:space="preserve">/ the right-click menu. Opened at the edge it closes 1 s after the mouse left it; opened by the menu or the command it is</w:t>
+      </w:r>
+      <w:r>
+        <w:t xml:space="preserve"> </w:t>
+      </w:r>
+      <w:r>
+        <w:rPr>
+          <w:bCs/>
+          <w:b/>
+        </w:rPr>
+        <w:t xml:space="preserve">pinned</w:t>
+      </w:r>
+      <w:r>
+        <w:t xml:space="preserve"> </w:t>
+      </w:r>
+      <w:r>
+        <w:t xml:space="preserve">(user): it stays until the menu entry (ticked while pinned) or the command switches it off, and the menu pins one opened at the edge. Esc closes it either way (first in the Esc order). Drawn by both renderers like the panels.</w:t>
+      </w:r>
+    </w:p>
+    <w:p>
+      <w:pPr>
+        <w:pStyle w:val="FirstParagraph"/>
+      </w:pPr>
+      <w:r>
+        <w:rPr>
+          <w:bCs/>
+          <w:b/>
+        </w:rPr>
+        <w:t xml:space="preserve">Batch D (built, Day 27):</w:t>
+      </w:r>
+    </w:p>
+    <w:p>
+      <w:pPr>
+        <w:numPr>
+          <w:ilvl w:val="0"/>
+          <w:numId w:val="1035"/>
+        </w:numPr>
+        <w:pStyle w:val="Compact"/>
+      </w:pPr>
+      <w:r>
+        <w:rPr>
+          <w:bCs/>
+          <w:b/>
+        </w:rPr>
+        <w:t xml:space="preserve">10. More formats through WIC</w:t>
+      </w:r>
+      <w:r>
+        <w:t xml:space="preserve"> </w:t>
+      </w:r>
+      <w:r>
+        <w:t xml:space="preserve">(</w:t>
+      </w:r>
+      <w:r>
+        <w:rPr>
+          <w:rStyle w:val="VerbatimChar"/>
+        </w:rPr>
+        <w:t xml:space="preserve">uImageFormats.WicOnlyExtensions</w:t>
+      </w:r>
+      <w:r>
+        <w:t xml:space="preserve">,</w:t>
+      </w:r>
+      <w:r>
+        <w:t xml:space="preserve"> </w:t>
+      </w:r>
+      <w:r>
+        <w:rPr>
+          <w:rStyle w:val="VerbatimChar"/>
+        </w:rPr>
+        <w:t xml:space="preserve">IsWicOnlyFile</w:t>
+      </w:r>
+      <w:r>
+        <w:t xml:space="preserve">):</w:t>
+      </w:r>
+      <w:r>
+        <w:t xml:space="preserve"> </w:t>
+      </w:r>
+      <w:r>
+        <w:rPr>
+          <w:rStyle w:val="VerbatimChar"/>
+        </w:rPr>
+        <w:t xml:space="preserve">.webp .heic .heif .hif .avif .jxl .jxr .wdp .hdp .dds .ico</w:t>
+      </w:r>
+      <w:r>
+        <w:t xml:space="preserve"> </w:t>
+      </w:r>
+      <w:r>
+        <w:t xml:space="preserve">and camera raw</w:t>
+      </w:r>
+      <w:r>
+        <w:t xml:space="preserve"> </w:t>
+      </w:r>
+      <w:r>
+        <w:rPr>
+          <w:rStyle w:val="VerbatimChar"/>
+        </w:rPr>
+        <w:t xml:space="preserve">.dng .cr2 .cr3 .crw .nef .nrw .arw .sr2 .srf .orf .rw2 .raf .pef .srw .erf .3fr</w:t>
+      </w:r>
+      <w:r>
+        <w:t xml:space="preserve">. They are listed like any image;</w:t>
+      </w:r>
+      <w:r>
+        <w:t xml:space="preserve"> </w:t>
+      </w:r>
+      <w:r>
+        <w:rPr>
+          <w:rStyle w:val="VerbatimChar"/>
+        </w:rPr>
+        <w:t xml:space="preserve">umedialoader</w:t>
+      </w:r>
+      <w:r>
+        <w:t xml:space="preserve"> </w:t>
+      </w:r>
+      <w:r>
+        <w:t xml:space="preserve">reads them only through WIC (</w:t>
+      </w:r>
+      <w:r>
+        <w:rPr>
+          <w:rStyle w:val="VerbatimChar"/>
+        </w:rPr>
+        <w:t xml:space="preserve">LoadWicBands</w:t>
+      </w:r>
+      <w:r>
+        <w:t xml:space="preserve">: banded, quick view averaged down, the memory guard); when WIC can’t, the error entry names the missing codec (</w:t>
+      </w:r>
+      <w:r>
+        <w:rPr>
+          <w:rStyle w:val="VerbatimChar"/>
+        </w:rPr>
+        <w:t xml:space="preserve">CodecHint</w:t>
+      </w:r>
+      <w:r>
+        <w:t xml:space="preserve">: HEIF Image Extensions, AV1 Video Extension, JPEG XL Image Extension, WebP Image Extensions, Raw Image Extension). No EXIF turning for these (as for PNG / TIFF). Checked under Wine (Windows code path): a three-size icon gives 256 × 256, an unreadable</w:t>
+      </w:r>
+      <w:r>
+        <w:t xml:space="preserve"> </w:t>
+      </w:r>
+      <w:r>
+        <w:rPr>
+          <w:rStyle w:val="VerbatimChar"/>
+        </w:rPr>
+        <w:t xml:space="preserve">.heic</w:t>
+      </w:r>
+      <w:r>
+        <w:t xml:space="preserve"> </w:t>
+      </w:r>
+      <w:r>
+        <w:t xml:space="preserve">/</w:t>
+      </w:r>
+      <w:r>
+        <w:t xml:space="preserve"> </w:t>
+      </w:r>
+      <w:r>
+        <w:rPr>
+          <w:rStyle w:val="VerbatimChar"/>
+        </w:rPr>
+        <w:t xml:space="preserve">.cr2</w:t>
+      </w:r>
+      <w:r>
+        <w:t xml:space="preserve"> </w:t>
+      </w:r>
+      <w:r>
+        <w:t xml:space="preserve">names its codec.</w:t>
+      </w:r>
+    </w:p>
+    <w:p>
+      <w:pPr>
+        <w:numPr>
+          <w:ilvl w:val="0"/>
+          <w:numId w:val="1035"/>
+        </w:numPr>
+        <w:pStyle w:val="Compact"/>
+      </w:pPr>
+      <w:r>
+        <w:rPr>
+          <w:bCs/>
+          <w:b/>
+        </w:rPr>
+        <w:t xml:space="preserve">5b.</w:t>
+      </w:r>
+      <w:r>
+        <w:rPr>
+          <w:bCs/>
+          <w:b/>
+        </w:rPr>
+        <w:t xml:space="preserve"> </w:t>
+      </w:r>
+      <w:r>
+        <w:rPr>
+          <w:rStyle w:val="VerbatimChar"/>
+          <w:bCs/>
+          <w:b/>
+        </w:rPr>
+        <w:t xml:space="preserve">.ico</w:t>
+      </w:r>
+      <w:r>
+        <w:rPr>
+          <w:bCs/>
+          <w:b/>
+        </w:rPr>
+        <w:t xml:space="preserve"> </w:t>
+      </w:r>
+      <w:r>
+        <w:rPr>
+          <w:bCs/>
+          <w:b/>
+        </w:rPr>
+        <w:t xml:space="preserve">as an image:</w:t>
+      </w:r>
+      <w:r>
+        <w:t xml:space="preserve"> </w:t>
+      </w:r>
+      <w:r>
+        <w:t xml:space="preserve">the frame with the most pixels (</w:t>
+      </w:r>
+      <w:r>
+        <w:rPr>
+          <w:rStyle w:val="VerbatimChar"/>
+        </w:rPr>
+        <w:t xml:space="preserve">uWicDecoder.LargestFrame</w:t>
+      </w:r>
+      <w:r>
+        <w:t xml:space="preserve">).</w:t>
+      </w:r>
+    </w:p>
+    <w:p>
+      <w:pPr>
+        <w:numPr>
+          <w:ilvl w:val="0"/>
+          <w:numId w:val="1035"/>
+        </w:numPr>
+        <w:pStyle w:val="Compact"/>
+      </w:pPr>
+      <w:r>
+        <w:rPr>
+          <w:bCs/>
+          <w:b/>
+        </w:rPr>
+        <w:t xml:space="preserve">README.md</w:t>
+      </w:r>
+      <w:r>
+        <w:t xml:space="preserve"> </w:t>
+      </w:r>
+      <w:r>
+        <w:t xml:space="preserve">for 1.1 (what 1.1 brings, using it, tests) and</w:t>
+      </w:r>
+      <w:r>
+        <w:t xml:space="preserve"> </w:t>
+      </w:r>
+      <w:r>
+        <w:rPr>
+          <w:rStyle w:val="VerbatimChar"/>
+        </w:rPr>
+        <w:t xml:space="preserve">docs/release_notes_v1.1.0.md</w:t>
+      </w:r>
+      <w:r>
+        <w:t xml:space="preserve">.</w:t>
+      </w:r>
+    </w:p>
+    <w:p>
+      <w:pPr>
+        <w:numPr>
+          <w:ilvl w:val="0"/>
+          <w:numId w:val="1035"/>
+        </w:numPr>
+        <w:pStyle w:val="Compact"/>
+      </w:pPr>
+      <w:r>
+        <w:rPr>
+          <w:bCs/>
+          <w:b/>
+        </w:rPr>
+        <w:t xml:space="preserve">Version 1.1</w:t>
+      </w:r>
+      <w:r>
+        <w:t xml:space="preserve"> </w:t>
+      </w:r>
+      <w:r>
+        <w:t xml:space="preserve">(</w:t>
+      </w:r>
+      <w:r>
+        <w:rPr>
+          <w:rStyle w:val="VerbatimChar"/>
+        </w:rPr>
+        <w:t xml:space="preserve">uEdition.MViewVersion = '1.1'</w:t>
+      </w:r>
+      <w:r>
+        <w:t xml:space="preserve">; MView Image Lab keeps its own, 0.1.0); the About box names Image Lab.</w:t>
+      </w:r>
+    </w:p>
+    <w:p>
+      <w:pPr>
+        <w:numPr>
+          <w:ilvl w:val="0"/>
+          <w:numId w:val="1035"/>
+        </w:numPr>
+        <w:pStyle w:val="Compact"/>
+      </w:pPr>
+      <w:r>
+        <w:rPr>
+          <w:bCs/>
+          <w:b/>
+        </w:rPr>
+        <w:t xml:space="preserve">The right-click menu, in the user’s order</w:t>
+      </w:r>
+      <w:r>
+        <w:t xml:space="preserve"> </w:t>
+      </w:r>
+      <w:r>
+        <w:t xml:space="preserve">(</w:t>
+      </w:r>
+      <w:r>
+        <w:rPr>
+          <w:rStyle w:val="VerbatimChar"/>
+        </w:rPr>
+        <w:t xml:space="preserve">TMainForm.CreateViewer</w:t>
+      </w:r>
+      <w:r>
+        <w:t xml:space="preserve">): Side by side with Total Commander (bold, deep green</w:t>
+      </w:r>
+      <w:r>
+        <w:t xml:space="preserve"> </w:t>
+      </w:r>
+      <w:r>
+        <w:rPr>
+          <w:rStyle w:val="VerbatimChar"/>
+        </w:rPr>
+        <w:t xml:space="preserve">$006400</w:t>
+      </w:r>
+      <w:r>
+        <w:t xml:space="preserve">) · Follow Total Commander ▸ (bold) | Copy image · Paste image · Delete current image (into the deleted-files folder) · Save image · Save image as … · Crop selection (only while a selection exists:</w:t>
+      </w:r>
+      <w:r>
+        <w:t xml:space="preserve"> </w:t>
+      </w:r>
+      <w:r>
+        <w:rPr>
+          <w:rStyle w:val="VerbatimChar"/>
+        </w:rPr>
+        <w:t xml:space="preserve">CanCrop</w:t>
+      </w:r>
+      <w:r>
+        <w:t xml:space="preserve">) · Resize to the size shown · Make icon from this image (·</w:t>
+      </w:r>
+      <w:r>
+        <w:t xml:space="preserve"> </w:t>
+      </w:r>
+      <w:r>
+        <w:t xml:space="preserve">“</w:t>
+      </w:r>
+      <w:r>
+        <w:t xml:space="preserve">Save image and view (debugging)</w:t>
+      </w:r>
+      <w:r>
+        <w:t xml:space="preserve">”</w:t>
+      </w:r>
+      <w:r>
+        <w:t xml:space="preserve"> </w:t>
+      </w:r>
+      <w:r>
+        <w:t xml:space="preserve">hidden) |</w:t>
+      </w:r>
+      <w:r>
+        <w:t xml:space="preserve"> </w:t>
+      </w:r>
+      <w:r>
+        <w:rPr>
+          <w:bCs/>
+          <w:b/>
+        </w:rPr>
+        <w:t xml:space="preserve">Rapid sorting</w:t>
+      </w:r>
+      <w:r>
+        <w:t xml:space="preserve"> </w:t>
+      </w:r>
+      <w:r>
+        <w:t xml:space="preserve">(bold, red</w:t>
+      </w:r>
+      <w:r>
+        <w:t xml:space="preserve"> </w:t>
+      </w:r>
+      <w:r>
+        <w:rPr>
+          <w:rStyle w:val="VerbatimChar"/>
+        </w:rPr>
+        <w:t xml:space="preserve">$C80000</w:t>
+      </w:r>
+      <w:r>
+        <w:t xml:space="preserve">) · Sort panel (on / off) · Preview strip (on / off) · Apply filters to a copy · Order of the images ▸ | the edition’s entries | About · Exit. Hidden, not removed: Filters (the left edge, the command FilterPanel), Lock filters (the filter panel has its own lock symbol), Undo, Magnifier (their commands stay in the mouse profile). The two bold entries are drawn by</w:t>
+      </w:r>
+      <w:r>
+        <w:t xml:space="preserve"> </w:t>
+      </w:r>
+      <w:r>
+        <w:rPr>
+          <w:rStyle w:val="VerbatimChar"/>
+        </w:rPr>
+        <w:t xml:space="preserve">HandleStrongMenuDraw</w:t>
+      </w:r>
+      <w:r>
+        <w:t xml:space="preserve"> </w:t>
+      </w:r>
+      <w:r>
+        <w:t xml:space="preserve">(the LCL owner-draws every Windows menu entry; an entry’s own OnDrawItem replaces it): themed background and hover as the others, a tick when checked; checked under Wine.</w:t>
       </w:r>
     </w:p>
     <w:p>
@@ -21291,8 +22826,1046 @@
         </w:pict>
       </w:r>
     </w:p>
+    <w:p>
+      <w:pPr>
+        <w:pStyle w:val="FirstParagraph"/>
+      </w:pPr>
+      <w:r>
+        <w:t xml:space="preserve">The filter panel starts one line down (28 px, scaled; Day 27, user), so the mode text at the top (EDIT ON, ZOOM …) stays readable; its rows keep their size.</w:t>
+      </w:r>
+    </w:p>
+    <w:p>
+      <w:pPr>
+        <w:pStyle w:val="BodyText"/>
+      </w:pPr>
+      <w:r>
+        <w:t xml:space="preserve">The user renamed the feature</w:t>
+      </w:r>
+      <w:r>
+        <w:t xml:space="preserve"> </w:t>
+      </w:r>
+      <w:r>
+        <w:t xml:space="preserve">“</w:t>
+      </w:r>
+      <w:r>
+        <w:t xml:space="preserve">Rapid sorting</w:t>
+      </w:r>
+      <w:r>
+        <w:t xml:space="preserve">”</w:t>
+      </w:r>
+      <w:r>
+        <w:t xml:space="preserve"> </w:t>
+      </w:r>
+      <w:r>
+        <w:t xml:space="preserve">(Day 27; it was</w:t>
+      </w:r>
+      <w:r>
+        <w:t xml:space="preserve"> </w:t>
+      </w:r>
+      <w:r>
+        <w:t xml:space="preserve">“</w:t>
+      </w:r>
+      <w:r>
+        <w:t xml:space="preserve">Rapid selection</w:t>
+      </w:r>
+      <w:r>
+        <w:t xml:space="preserve">”</w:t>
+      </w:r>
+      <w:r>
+        <w:t xml:space="preserve">); in the code it stays</w:t>
+      </w:r>
+      <w:r>
+        <w:t xml:space="preserve"> </w:t>
+      </w:r>
+      <w:r>
+        <w:rPr>
+          <w:rStyle w:val="VerbatimChar"/>
+        </w:rPr>
+        <w:t xml:space="preserve">Rapid</w:t>
+      </w:r>
+      <w:r>
+        <w:t xml:space="preserve"> </w:t>
+      </w:r>
+      <w:r>
+        <w:t xml:space="preserve">(</w:t>
+      </w:r>
+      <w:r>
+        <w:rPr>
+          <w:rStyle w:val="VerbatimChar"/>
+        </w:rPr>
+        <w:t xml:space="preserve">SetRapidSelection</w:t>
+      </w:r>
+      <w:r>
+        <w:t xml:space="preserve">,</w:t>
+      </w:r>
+      <w:r>
+        <w:t xml:space="preserve"> </w:t>
+      </w:r>
+      <w:r>
+        <w:rPr>
+          <w:rStyle w:val="VerbatimChar"/>
+        </w:rPr>
+        <w:t xml:space="preserve">cmdRapidSelection</w:t>
+      </w:r>
+      <w:r>
+        <w:t xml:space="preserve">, the profile command</w:t>
+      </w:r>
+      <w:r>
+        <w:t xml:space="preserve"> </w:t>
+      </w:r>
+      <w:r>
+        <w:rPr>
+          <w:rStyle w:val="VerbatimChar"/>
+        </w:rPr>
+        <w:t xml:space="preserve">RapidSelection</w:t>
+      </w:r>
+      <w:r>
+        <w:t xml:space="preserve">, so saved profiles keep working).</w:t>
+      </w:r>
+    </w:p>
+    <w:bookmarkEnd w:id="71"/>
     <w:bookmarkEnd w:id="72"/>
-    <w:bookmarkStart w:id="73" w:name="startup-sequence-decision"/>
+    <w:bookmarkStart w:id="73" w:name="navigation"/>
+    <w:p>
+      <w:pPr>
+        <w:pStyle w:val="Heading2"/>
+      </w:pPr>
+      <w:r>
+        <w:t xml:space="preserve">10. Navigation</w:t>
+      </w:r>
+    </w:p>
+    <w:p>
+      <w:pPr>
+        <w:numPr>
+          <w:ilvl w:val="0"/>
+          <w:numId w:val="1036"/>
+        </w:numPr>
+        <w:pStyle w:val="Compact"/>
+      </w:pPr>
+      <w:r>
+        <w:rPr>
+          <w:rStyle w:val="VerbatimChar"/>
+        </w:rPr>
+        <w:t xml:space="preserve">TNavigator</w:t>
+      </w:r>
+      <w:r>
+        <w:t xml:space="preserve"> </w:t>
+      </w:r>
+      <w:r>
+        <w:t xml:space="preserve">lives on the UI thread and holds</w:t>
+      </w:r>
+      <w:r>
+        <w:t xml:space="preserve"> </w:t>
+      </w:r>
+      <w:r>
+        <w:rPr>
+          <w:bCs/>
+          <w:b/>
+        </w:rPr>
+        <w:t xml:space="preserve">snapshots</w:t>
+      </w:r>
+      <w:r>
+        <w:t xml:space="preserve"> </w:t>
+      </w:r>
+      <w:r>
+        <w:t xml:space="preserve">(</w:t>
+      </w:r>
+      <w:r>
+        <w:rPr>
+          <w:rStyle w:val="VerbatimChar"/>
+        </w:rPr>
+        <w:t xml:space="preserve">TDirectoryTree</w:t>
+      </w:r>
+      <w:r>
+        <w:t xml:space="preserve">,</w:t>
+      </w:r>
+      <w:r>
+        <w:t xml:space="preserve"> </w:t>
+      </w:r>
+      <w:r>
+        <w:rPr>
+          <w:rStyle w:val="VerbatimChar"/>
+        </w:rPr>
+        <w:t xml:space="preserve">TDirectoryImages</w:t>
+      </w:r>
+      <w:r>
+        <w:t xml:space="preserve">) produced by the scanner. A rescan produces a new snapshot that is swapped in. Snapshots are never modified in place.</w:t>
+      </w:r>
+    </w:p>
+    <w:p>
+      <w:pPr>
+        <w:numPr>
+          <w:ilvl w:val="0"/>
+          <w:numId w:val="1036"/>
+        </w:numPr>
+        <w:pStyle w:val="Compact"/>
+      </w:pPr>
+      <w:r>
+        <w:t xml:space="preserve">Navigation is index manipulation only. It never touches the disk.</w:t>
+      </w:r>
+    </w:p>
+    <w:p>
+      <w:pPr>
+        <w:numPr>
+          <w:ilvl w:val="0"/>
+          <w:numId w:val="1036"/>
+        </w:numPr>
+        <w:pStyle w:val="Compact"/>
+      </w:pPr>
+      <w:r>
+        <w:rPr>
+          <w:iCs/>
+          <w:i/>
+        </w:rPr>
+        <w:t xml:space="preserve">(v1.3)</w:t>
+      </w:r>
+      <w:r>
+        <w:t xml:space="preserve"> </w:t>
+      </w:r>
+      <w:r>
+        <w:rPr>
+          <w:bCs/>
+          <w:b/>
+        </w:rPr>
+        <w:t xml:space="preserve">The window thread never reads folders or files</w:t>
+      </w:r>
+      <w:r>
+        <w:t xml:space="preserve"> </w:t>
+      </w:r>
+      <w:r>
+        <w:t xml:space="preserve">[Decision]; a shortcut taken in Phase B is gone:</w:t>
+      </w:r>
+    </w:p>
+    <w:p>
+      <w:pPr>
+        <w:numPr>
+          <w:ilvl w:val="1"/>
+          <w:numId w:val="1037"/>
+        </w:numPr>
+        <w:pStyle w:val="Compact"/>
+      </w:pPr>
+      <w:r>
+        <w:rPr>
+          <w:rStyle w:val="VerbatimChar"/>
+        </w:rPr>
+        <w:t xml:space="preserve">TDirectoryTree.Build(..., ACollectImages)</w:t>
+      </w:r>
+      <w:r>
+        <w:t xml:space="preserve"> </w:t>
+      </w:r>
+      <w:r>
+        <w:t xml:space="preserve">lists every folder’s images while it reads the folder anyway.</w:t>
+      </w:r>
+    </w:p>
+    <w:p>
+      <w:pPr>
+        <w:numPr>
+          <w:ilvl w:val="1"/>
+          <w:numId w:val="1037"/>
+        </w:numPr>
+        <w:pStyle w:val="Compact"/>
+      </w:pPr>
+      <w:r>
+        <w:rPr>
+          <w:rStyle w:val="VerbatimChar"/>
+        </w:rPr>
+        <w:t xml:space="preserve">TDirectoryScanner</w:t>
+      </w:r>
+      <w:r>
+        <w:t xml:space="preserve"> </w:t>
+      </w:r>
+      <w:r>
+        <w:t xml:space="preserve">does the whole opening: it resolves the path (file or folder, root, start file), lists the start folder and delivers that first, then the tree with all lists (§5.7).</w:t>
+      </w:r>
+    </w:p>
+    <w:p>
+      <w:pPr>
+        <w:numPr>
+          <w:ilvl w:val="1"/>
+          <w:numId w:val="1037"/>
+        </w:numPr>
+        <w:pStyle w:val="Compact"/>
+      </w:pPr>
+      <w:r>
+        <w:rPr>
+          <w:rStyle w:val="VerbatimChar"/>
+        </w:rPr>
+        <w:t xml:space="preserve">TNavigator.ReadsDisk := False</w:t>
+      </w:r>
+      <w:r>
+        <w:t xml:space="preserve"> </w:t>
+      </w:r>
+      <w:r>
+        <w:t xml:space="preserve">in the viewer: it uses only the scanner’s lists (</w:t>
+      </w:r>
+      <w:r>
+        <w:rPr>
+          <w:rStyle w:val="VerbatimChar"/>
+        </w:rPr>
+        <w:t xml:space="preserve">OpenListed</w:t>
+      </w:r>
+      <w:r>
+        <w:t xml:space="preserve">, the tree); a folder not known yet is simply not entered. The tests keep the old mode (</w:t>
+      </w:r>
+      <w:r>
+        <w:rPr>
+          <w:rStyle w:val="VerbatimChar"/>
+        </w:rPr>
+        <w:t xml:space="preserve">ReadsDisk = True</w:t>
+      </w:r>
+      <w:r>
+        <w:t xml:space="preserve">).</w:t>
+      </w:r>
+    </w:p>
+    <w:p>
+      <w:pPr>
+        <w:numPr>
+          <w:ilvl w:val="1"/>
+          <w:numId w:val="1037"/>
+        </w:numPr>
+        <w:pStyle w:val="Compact"/>
+      </w:pPr>
+      <w:r>
+        <w:rPr>
+          <w:rStyle w:val="VerbatimChar"/>
+        </w:rPr>
+        <w:t xml:space="preserve">TMView.OpenMedia</w:t>
+      </w:r>
+      <w:r>
+        <w:t xml:space="preserve"> </w:t>
+      </w:r>
+      <w:r>
+        <w:t xml:space="preserve">only asks the scanner.</w:t>
+      </w:r>
+      <w:r>
+        <w:t xml:space="preserve"> </w:t>
+      </w:r>
+      <w:r>
+        <w:t xml:space="preserve">“</w:t>
+      </w:r>
+      <w:r>
+        <w:t xml:space="preserve">Opening …</w:t>
+      </w:r>
+      <w:r>
+        <w:t xml:space="preserve">”</w:t>
+      </w:r>
+      <w:r>
+        <w:t xml:space="preserve"> </w:t>
+      </w:r>
+      <w:r>
+        <w:t xml:space="preserve">until it answers,</w:t>
+      </w:r>
+      <w:r>
+        <w:t xml:space="preserve"> </w:t>
+      </w:r>
+      <w:r>
+        <w:t xml:space="preserve">“</w:t>
+      </w:r>
+      <w:r>
+        <w:t xml:space="preserve">Not found</w:t>
+      </w:r>
+      <w:r>
+        <w:t xml:space="preserve">”</w:t>
+      </w:r>
+      <w:r>
+        <w:t xml:space="preserve"> </w:t>
+      </w:r>
+      <w:r>
+        <w:t xml:space="preserve">from the scanner. No</w:t>
+      </w:r>
+      <w:r>
+        <w:t xml:space="preserve"> </w:t>
+      </w:r>
+      <w:r>
+        <w:rPr>
+          <w:rStyle w:val="VerbatimChar"/>
+        </w:rPr>
+        <w:t xml:space="preserve">FileExists</w:t>
+      </w:r>
+      <w:r>
+        <w:t xml:space="preserve"> </w:t>
+      </w:r>
+      <w:r>
+        <w:t xml:space="preserve">/</w:t>
+      </w:r>
+      <w:r>
+        <w:t xml:space="preserve"> </w:t>
+      </w:r>
+      <w:r>
+        <w:rPr>
+          <w:rStyle w:val="VerbatimChar"/>
+        </w:rPr>
+        <w:t xml:space="preserve">DirectoryExists</w:t>
+      </w:r>
+      <w:r>
+        <w:t xml:space="preserve"> </w:t>
+      </w:r>
+      <w:r>
+        <w:t xml:space="preserve">on the window thread (drag and drop, start, last session).</w:t>
+      </w:r>
+    </w:p>
+    <w:p>
+      <w:pPr>
+        <w:numPr>
+          <w:ilvl w:val="1"/>
+          <w:numId w:val="1037"/>
+        </w:numPr>
+        <w:pStyle w:val="Compact"/>
+      </w:pPr>
+      <w:r>
+        <w:t xml:space="preserve">No file access per step: the cache is asked by file name (</w:t>
+      </w:r>
+      <w:r>
+        <w:rPr>
+          <w:rStyle w:val="VerbatimChar"/>
+        </w:rPr>
+        <w:t xml:space="preserve">GetByName</w:t>
+      </w:r>
+      <w:r>
+        <w:t xml:space="preserve">), not by a key read from the disk (the old</w:t>
+      </w:r>
+      <w:r>
+        <w:t xml:space="preserve"> </w:t>
+      </w:r>
+      <w:r>
+        <w:rPr>
+          <w:rStyle w:val="VerbatimChar"/>
+        </w:rPr>
+        <w:t xml:space="preserve">MakeImageKey</w:t>
+      </w:r>
+      <w:r>
+        <w:t xml:space="preserve"> </w:t>
+      </w:r>
+      <w:r>
+        <w:t xml:space="preserve">did a</w:t>
+      </w:r>
+      <w:r>
+        <w:t xml:space="preserve"> </w:t>
+      </w:r>
+      <w:r>
+        <w:rPr>
+          <w:rStyle w:val="VerbatimChar"/>
+        </w:rPr>
+        <w:t xml:space="preserve">FindFirst</w:t>
+      </w:r>
+      <w:r>
+        <w:t xml:space="preserve"> </w:t>
+      </w:r>
+      <w:r>
+        <w:t xml:space="preserve">on every step).</w:t>
+      </w:r>
+      <w:r>
+        <w:t xml:space="preserve"> </w:t>
+      </w:r>
+      <w:r>
+        <w:rPr>
+          <w:rStyle w:val="VerbatimChar"/>
+        </w:rPr>
+        <w:t xml:space="preserve">TNavigator.ListedKey</w:t>
+      </w:r>
+      <w:r>
+        <w:t xml:space="preserve"> </w:t>
+      </w:r>
+      <w:r>
+        <w:t xml:space="preserve">gives size and date from the lists where a key is needed. Opening and Rescan clear the cache, since new lists may name other versions of the files.</w:t>
+      </w:r>
+    </w:p>
+    <w:p>
+      <w:pPr>
+        <w:numPr>
+          <w:ilvl w:val="0"/>
+          <w:numId w:val="1036"/>
+        </w:numPr>
+        <w:pStyle w:val="Compact"/>
+      </w:pPr>
+      <w:r>
+        <w:rPr>
+          <w:bCs/>
+          <w:b/>
+        </w:rPr>
+        <w:t xml:space="preserve">Wrap-around:</w:t>
+      </w:r>
+      <w:r>
+        <w:t xml:space="preserve"> </w:t>
+      </w:r>
+      <w:r>
+        <w:t xml:space="preserve">last image → first image, also when there is only one directory. Last directory → first directory.</w:t>
+      </w:r>
+    </w:p>
+    <w:p>
+      <w:pPr>
+        <w:numPr>
+          <w:ilvl w:val="0"/>
+          <w:numId w:val="1036"/>
+        </w:numPr>
+        <w:pStyle w:val="Compact"/>
+      </w:pPr>
+      <w:r>
+        <w:rPr>
+          <w:iCs/>
+          <w:i/>
+        </w:rPr>
+        <w:t xml:space="preserve">(v1.2d)</w:t>
+      </w:r>
+      <w:r>
+        <w:t xml:space="preserve"> </w:t>
+      </w:r>
+      <w:r>
+        <w:rPr>
+          <w:rStyle w:val="VerbatimChar"/>
+        </w:rPr>
+        <w:t xml:space="preserve">WrapScope=Dir</w:t>
+      </w:r>
+      <w:r>
+        <w:t xml:space="preserve">: the last image of a folder is followed by the first image of the</w:t>
+      </w:r>
+      <w:r>
+        <w:t xml:space="preserve"> </w:t>
+      </w:r>
+      <w:r>
+        <w:rPr>
+          <w:bCs/>
+          <w:b/>
+        </w:rPr>
+        <w:t xml:space="preserve">same</w:t>
+      </w:r>
+      <w:r>
+        <w:t xml:space="preserve"> </w:t>
+      </w:r>
+      <w:r>
+        <w:t xml:space="preserve">folder; only the folder commands (</w:t>
+      </w:r>
+      <w:r>
+        <w:rPr>
+          <w:iCs/>
+          <w:i/>
+        </w:rPr>
+        <w:t xml:space="preserve">v1.3: ← / →, tilt, gestures</w:t>
+      </w:r>
+      <w:r>
+        <w:t xml:space="preserve">) change folders.</w:t>
+      </w:r>
+      <w:r>
+        <w:t xml:space="preserve"> </w:t>
+      </w:r>
+      <w:r>
+        <w:rPr>
+          <w:rStyle w:val="VerbatimChar"/>
+        </w:rPr>
+        <w:t xml:space="preserve">WrapScope=Tree</w:t>
+      </w:r>
+      <w:r>
+        <w:t xml:space="preserve">: navigation continues into the next folder with images. (</w:t>
+      </w:r>
+      <w:r>
+        <w:rPr>
+          <w:rStyle w:val="VerbatimChar"/>
+        </w:rPr>
+        <w:t xml:space="preserve">Folder</w:t>
+      </w:r>
+      <w:r>
+        <w:t xml:space="preserve"> </w:t>
+      </w:r>
+      <w:r>
+        <w:t xml:space="preserve">and</w:t>
+      </w:r>
+      <w:r>
+        <w:t xml:space="preserve"> </w:t>
+      </w:r>
+      <w:r>
+        <w:rPr>
+          <w:rStyle w:val="VerbatimChar"/>
+        </w:rPr>
+        <w:t xml:space="preserve">Directory</w:t>
+      </w:r>
+      <w:r>
+        <w:t xml:space="preserve"> </w:t>
+      </w:r>
+      <w:r>
+        <w:t xml:space="preserve">are read as</w:t>
+      </w:r>
+      <w:r>
+        <w:t xml:space="preserve"> </w:t>
+      </w:r>
+      <w:r>
+        <w:rPr>
+          <w:rStyle w:val="VerbatimChar"/>
+        </w:rPr>
+        <w:t xml:space="preserve">Dir</w:t>
+      </w:r>
+      <w:r>
+        <w:t xml:space="preserve">.)</w:t>
+      </w:r>
+    </w:p>
+    <w:p>
+      <w:pPr>
+        <w:numPr>
+          <w:ilvl w:val="0"/>
+          <w:numId w:val="1036"/>
+        </w:numPr>
+        <w:pStyle w:val="Compact"/>
+      </w:pPr>
+      <w:r>
+        <w:t xml:space="preserve">Directories without images are skipped.</w:t>
+      </w:r>
+    </w:p>
+    <w:p>
+      <w:pPr>
+        <w:numPr>
+          <w:ilvl w:val="0"/>
+          <w:numId w:val="1036"/>
+        </w:numPr>
+        <w:pStyle w:val="Compact"/>
+      </w:pPr>
+      <w:r>
+        <w:rPr>
+          <w:bCs/>
+          <w:b/>
+        </w:rPr>
+        <w:t xml:space="preserve">Peek:</w:t>
+      </w:r>
+      <w:r>
+        <w:t xml:space="preserve"> </w:t>
+      </w:r>
+      <w:r>
+        <w:rPr>
+          <w:rStyle w:val="VerbatimChar"/>
+        </w:rPr>
+        <w:t xml:space="preserve">Navigator.FileAtOffset(k)</w:t>
+      </w:r>
+      <w:r>
+        <w:t xml:space="preserve"> </w:t>
+      </w:r>
+      <w:r>
+        <w:t xml:space="preserve">returns the file</w:t>
+      </w:r>
+      <w:r>
+        <w:t xml:space="preserve"> </w:t>
+      </w:r>
+      <w:r>
+        <w:rPr>
+          <w:iCs/>
+          <w:i/>
+        </w:rPr>
+        <w:t xml:space="preserve">k</w:t>
+      </w:r>
+      <w:r>
+        <w:t xml:space="preserve"> </w:t>
+      </w:r>
+      <w:r>
+        <w:t xml:space="preserve">steps away in either direction, crossing directory boundaries, or</w:t>
+      </w:r>
+      <w:r>
+        <w:t xml:space="preserve"> </w:t>
+      </w:r>
+      <w:r>
+        <w:t xml:space="preserve">“</w:t>
+      </w:r>
+      <w:r>
+        <w:t xml:space="preserve">unknown</w:t>
+      </w:r>
+      <w:r>
+        <w:t xml:space="preserve">”</w:t>
+      </w:r>
+      <w:r>
+        <w:t xml:space="preserve"> </w:t>
+      </w:r>
+      <w:r>
+        <w:t xml:space="preserve">if that directory has not been listed yet. The scheduler uses it for preloading.</w:t>
+      </w:r>
+      <w:r>
+        <w:t xml:space="preserve"> </w:t>
+      </w:r>
+      <w:r>
+        <w:t xml:space="preserve">“</w:t>
+      </w:r>
+      <w:r>
+        <w:t xml:space="preserve">Unknown</w:t>
+      </w:r>
+      <w:r>
+        <w:t xml:space="preserve">”</w:t>
+      </w:r>
+      <w:r>
+        <w:t xml:space="preserve"> </w:t>
+      </w:r>
+      <w:r>
+        <w:t xml:space="preserve">makes the scanner list that neighbor directory at S1.</w:t>
+      </w:r>
+    </w:p>
+    <w:p>
+      <w:pPr>
+        <w:numPr>
+          <w:ilvl w:val="0"/>
+          <w:numId w:val="1036"/>
+        </w:numPr>
+        <w:pStyle w:val="Compact"/>
+      </w:pPr>
+      <w:r>
+        <w:rPr>
+          <w:bCs/>
+          <w:b/>
+        </w:rPr>
+        <w:t xml:space="preserve">Sorting:</w:t>
+      </w:r>
+      <w:r>
+        <w:t xml:space="preserve"> </w:t>
+      </w:r>
+      <w:r>
+        <w:t xml:space="preserve">date (newest → oldest default, oldest → newest optional) or</w:t>
+      </w:r>
+      <w:r>
+        <w:t xml:space="preserve"> </w:t>
+      </w:r>
+      <w:r>
+        <w:rPr>
+          <w:bCs/>
+          <w:b/>
+        </w:rPr>
+        <w:t xml:space="preserve">natural filename</w:t>
+      </w:r>
+      <w:r>
+        <w:t xml:space="preserve"> </w:t>
+      </w:r>
+      <w:r>
+        <w:t xml:space="preserve">(digit runs compare numerically, case-insensitive:</w:t>
+      </w:r>
+      <w:r>
+        <w:t xml:space="preserve"> </w:t>
+      </w:r>
+      <w:r>
+        <w:rPr>
+          <w:rStyle w:val="VerbatimChar"/>
+        </w:rPr>
+        <w:t xml:space="preserve">Image2 &lt; Image10</w:t>
+      </w:r>
+      <w:r>
+        <w:t xml:space="preserve">). Changing sort mode re-sorts only the current directory’s list and triggers a reconcile. Directories are always alphabetical (natural).</w:t>
+      </w:r>
+      <w:r>
+        <w:t xml:space="preserve"> </w:t>
+      </w:r>
+      <w:r>
+        <w:rPr>
+          <w:iCs/>
+          <w:i/>
+        </w:rPr>
+        <w:t xml:space="preserve">(v1.3: a zone with an order switches to it before navigating, §9.2.)</w:t>
+      </w:r>
+    </w:p>
+    <w:p>
+      <w:pPr>
+        <w:numPr>
+          <w:ilvl w:val="0"/>
+          <w:numId w:val="1036"/>
+        </w:numPr>
+        <w:pStyle w:val="Compact"/>
+      </w:pPr>
+      <w:r>
+        <w:rPr>
+          <w:iCs/>
+          <w:i/>
+        </w:rPr>
+        <w:t xml:space="preserve">(v1.3)</w:t>
+      </w:r>
+      <w:r>
+        <w:t xml:space="preserve"> </w:t>
+      </w:r>
+      <w:r>
+        <w:rPr>
+          <w:bCs/>
+          <w:b/>
+        </w:rPr>
+        <w:t xml:space="preserve">Parent folder</w:t>
+      </w:r>
+      <w:r>
+        <w:t xml:space="preserve"> </w:t>
+      </w:r>
+      <w:r>
+        <w:t xml:space="preserve">(gesture up): browsing restarts from the parent of the opened folder, keeping the current file (</w:t>
+      </w:r>
+      <w:r>
+        <w:t xml:space="preserve">“</w:t>
+      </w:r>
+      <w:r>
+        <w:t xml:space="preserve">browsing from …</w:t>
+      </w:r>
+      <w:r>
+        <w:t xml:space="preserve">”</w:t>
+      </w:r>
+      <w:r>
+        <w:t xml:space="preserve">; at a drive root:</w:t>
+      </w:r>
+      <w:r>
+        <w:t xml:space="preserve"> </w:t>
+      </w:r>
+      <w:r>
+        <w:t xml:space="preserve">“</w:t>
+      </w:r>
+      <w:r>
+        <w:t xml:space="preserve">already at the top</w:t>
+      </w:r>
+      <w:r>
+        <w:t xml:space="preserve">”</w:t>
+      </w:r>
+      <w:r>
+        <w:t xml:space="preserve">).</w:t>
+      </w:r>
+    </w:p>
+    <w:p>
+      <w:pPr>
+        <w:numPr>
+          <w:ilvl w:val="0"/>
+          <w:numId w:val="1036"/>
+        </w:numPr>
+        <w:pStyle w:val="Compact"/>
+      </w:pPr>
+      <w:r>
+        <w:rPr>
+          <w:iCs/>
+          <w:i/>
+        </w:rPr>
+        <w:t xml:space="preserve">(Day 25, user: the above</w:t>
+      </w:r>
+      <w:r>
+        <w:rPr>
+          <w:iCs/>
+          <w:i/>
+        </w:rPr>
+        <w:t xml:space="preserve"> </w:t>
+      </w:r>
+      <w:r>
+        <w:rPr>
+          <w:iCs/>
+          <w:i/>
+        </w:rPr>
+        <w:t xml:space="preserve">“</w:t>
+      </w:r>
+      <w:r>
+        <w:rPr>
+          <w:iCs/>
+          <w:i/>
+        </w:rPr>
+        <w:t xml:space="preserve">was not intuitive</w:t>
+      </w:r>
+      <w:r>
+        <w:rPr>
+          <w:iCs/>
+          <w:i/>
+        </w:rPr>
+        <w:t xml:space="preserve">”</w:t>
+      </w:r>
+      <w:r>
+        <w:rPr>
+          <w:iCs/>
+          <w:i/>
+        </w:rPr>
+        <w:t xml:space="preserve">)</w:t>
+      </w:r>
+      <w:r>
+        <w:t xml:space="preserve"> </w:t>
+      </w:r>
+      <w:r>
+        <w:rPr>
+          <w:bCs/>
+          <w:b/>
+        </w:rPr>
+        <w:t xml:space="preserve">Parent folder now goes up:</w:t>
+      </w:r>
+      <w:r>
+        <w:t xml:space="preserve"> </w:t>
+      </w:r>
+      <w:r>
+        <w:t xml:space="preserve">into the parent folder, on its own first image (its subfolders, the old folder’s siblings, are skipped; status</w:t>
+      </w:r>
+      <w:r>
+        <w:t xml:space="preserve"> </w:t>
+      </w:r>
+      <w:r>
+        <w:t xml:space="preserve">“</w:t>
+      </w:r>
+      <w:r>
+        <w:t xml:space="preserve">up to …</w:t>
+      </w:r>
+      <w:r>
+        <w:t xml:space="preserve">”</w:t>
+      </w:r>
+      <w:r>
+        <w:t xml:space="preserve">). A parent without images of its own:</w:t>
+      </w:r>
+      <w:r>
+        <w:t xml:space="preserve"> </w:t>
+      </w:r>
+      <w:r>
+        <w:t xml:space="preserve">“</w:t>
+      </w:r>
+      <w:r>
+        <w:t xml:space="preserve">no images in … (browsing from there; the image stays)</w:t>
+      </w:r>
+      <w:r>
+        <w:t xml:space="preserve">”</w:t>
+      </w:r>
+      <w:r>
+        <w:t xml:space="preserve"> </w:t>
+      </w:r>
+      <w:r>
+        <w:t xml:space="preserve">- the browsing starts there, so the next gesture up climbs on. At a drive root as before; refused while following Total Commander as before.</w:t>
+      </w:r>
+    </w:p>
+    <w:p>
+      <w:pPr>
+        <w:numPr>
+          <w:ilvl w:val="0"/>
+          <w:numId w:val="1036"/>
+        </w:numPr>
+        <w:pStyle w:val="Compact"/>
+      </w:pPr>
+      <w:r>
+        <w:rPr>
+          <w:iCs/>
+          <w:i/>
+        </w:rPr>
+        <w:t xml:space="preserve">(Day 22, user)</w:t>
+      </w:r>
+      <w:r>
+        <w:t xml:space="preserve"> </w:t>
+      </w:r>
+      <w:r>
+        <w:rPr>
+          <w:bCs/>
+          <w:b/>
+        </w:rPr>
+        <w:t xml:space="preserve">Climbing</w:t>
+      </w:r>
+      <w:r>
+        <w:t xml:space="preserve"> </w:t>
+      </w:r>
+      <w:r>
+        <w:t xml:space="preserve">(</w:t>
+      </w:r>
+      <w:r>
+        <w:rPr>
+          <w:rStyle w:val="VerbatimChar"/>
+        </w:rPr>
+        <w:t xml:space="preserve">[Navigation] ClimbUp=1</w:t>
+      </w:r>
+      <w:r>
+        <w:t xml:space="preserve">, off by default): a step that runs past the end of the tree (next / previous folder; next / previous image with</w:t>
+      </w:r>
+      <w:r>
+        <w:t xml:space="preserve"> </w:t>
+      </w:r>
+      <w:r>
+        <w:rPr>
+          <w:rStyle w:val="VerbatimChar"/>
+        </w:rPr>
+        <w:t xml:space="preserve">WrapScope=Tree</w:t>
+      </w:r>
+      <w:r>
+        <w:t xml:space="preserve">) doesn’t wrap around. MView opens the root’s parent (like Parent folder, keeping the current image) and, once that tree is scanned, does the same step again: it lands in the neighbouring folder of the old root. At that tree’s end it climbs again, and so on, up to one level below a drive or network share (then it wraps as usual). Opening a single image or a sort-panel folder therefore no longer locks browsing inside that folder.</w:t>
+      </w:r>
+      <w:r>
+        <w:t xml:space="preserve"> </w:t>
+      </w:r>
+      <w:r>
+        <w:rPr>
+          <w:rStyle w:val="VerbatimChar"/>
+        </w:rPr>
+        <w:t xml:space="preserve">TNavigator.ClimbUp</w:t>
+      </w:r>
+      <w:r>
+        <w:t xml:space="preserve"> </w:t>
+      </w:r>
+      <w:r>
+        <w:t xml:space="preserve">/</w:t>
+      </w:r>
+      <w:r>
+        <w:t xml:space="preserve"> </w:t>
+      </w:r>
+      <w:r>
+        <w:rPr>
+          <w:rStyle w:val="VerbatimChar"/>
+        </w:rPr>
+        <w:t xml:space="preserve">ClimbWanted</w:t>
+      </w:r>
+      <w:r>
+        <w:t xml:space="preserve"> </w:t>
+      </w:r>
+      <w:r>
+        <w:t xml:space="preserve">/</w:t>
+      </w:r>
+      <w:r>
+        <w:t xml:space="preserve"> </w:t>
+      </w:r>
+      <w:r>
+        <w:rPr>
+          <w:rStyle w:val="VerbatimChar"/>
+        </w:rPr>
+        <w:t xml:space="preserve">CanClimbUp</w:t>
+      </w:r>
+      <w:r>
+        <w:t xml:space="preserve">,</w:t>
+      </w:r>
+      <w:r>
+        <w:t xml:space="preserve"> </w:t>
+      </w:r>
+      <w:r>
+        <w:rPr>
+          <w:rStyle w:val="VerbatimChar"/>
+        </w:rPr>
+        <w:t xml:space="preserve">TMView.ClimbUp</w:t>
+      </w:r>
+      <w:r>
+        <w:t xml:space="preserve">. With</w:t>
+      </w:r>
+      <w:r>
+        <w:t xml:space="preserve"> </w:t>
+      </w:r>
+      <w:r>
+        <w:rPr>
+          <w:rStyle w:val="VerbatimChar"/>
+        </w:rPr>
+        <w:t xml:space="preserve">WrapScope=Dir</w:t>
+      </w:r>
+      <w:r>
+        <w:t xml:space="preserve"> </w:t>
+      </w:r>
+      <w:r>
+        <w:t xml:space="preserve">image steps stay in the folder as before; the folder steps climb. Needs</w:t>
+      </w:r>
+      <w:r>
+        <w:t xml:space="preserve"> </w:t>
+      </w:r>
+      <w:r>
+        <w:rPr>
+          <w:rStyle w:val="VerbatimChar"/>
+        </w:rPr>
+        <w:t xml:space="preserve">Recursive=1</w:t>
+      </w:r>
+      <w:r>
+        <w:t xml:space="preserve">. While the folder above is read, further steps wait (the last one is done then; after 20 s they go on as usual); the decoded images are kept (also for Parent folder).</w:t>
+      </w:r>
+    </w:p>
+    <w:p>
+      <w:pPr>
+        <w:numPr>
+          <w:ilvl w:val="0"/>
+          <w:numId w:val="1036"/>
+        </w:numPr>
+        <w:pStyle w:val="Compact"/>
+      </w:pPr>
+      <w:r>
+        <w:t xml:space="preserve">Files moved or deleted externally are detected when they fail to open. They are removed from the snapshot, and navigation continues. There is no file watcher in v1.</w:t>
+      </w:r>
+    </w:p>
+    <w:p>
+      <w:r>
+        <w:pict>
+          <v:rect style="width:0;height:1.5pt" o:hralign="center" o:hrstd="t" o:hr="t"/>
+        </w:pict>
+      </w:r>
+    </w:p>
+    <w:bookmarkEnd w:id="73"/>
+    <w:bookmarkStart w:id="74" w:name="startup-sequence-decision"/>
     <w:p>
       <w:pPr>
         <w:pStyle w:val="Heading2"/>
@@ -22658,8 +25231,8 @@
         </w:pict>
       </w:r>
     </w:p>
-    <w:bookmarkEnd w:id="73"/>
-    <w:bookmarkStart w:id="74" w:name="X495dd33c566dbbb82fcf5665fd61e61f849711b"/>
+    <w:bookmarkEnd w:id="74"/>
+    <w:bookmarkStart w:id="75" w:name="X495dd33c566dbbb82fcf5665fd61e61f849711b"/>
     <w:p>
       <w:pPr>
         <w:pStyle w:val="Heading2"/>
@@ -23817,8 +26390,8 @@
         </w:pict>
       </w:r>
     </w:p>
-    <w:bookmarkEnd w:id="74"/>
-    <w:bookmarkStart w:id="75" w:name="memory"/>
+    <w:bookmarkEnd w:id="75"/>
+    <w:bookmarkStart w:id="76" w:name="memory"/>
     <w:p>
       <w:pPr>
         <w:pStyle w:val="Heading2"/>
@@ -23831,7 +26404,7 @@
       <w:pPr>
         <w:numPr>
           <w:ilvl w:val="0"/>
-          <w:numId w:val="1034"/>
+          <w:numId w:val="1038"/>
         </w:numPr>
         <w:pStyle w:val="Compact"/>
       </w:pPr>
@@ -23877,7 +26450,7 @@
       <w:pPr>
         <w:numPr>
           <w:ilvl w:val="0"/>
-          <w:numId w:val="1034"/>
+          <w:numId w:val="1038"/>
         </w:numPr>
         <w:pStyle w:val="Compact"/>
       </w:pPr>
@@ -23898,7 +26471,7 @@
       <w:pPr>
         <w:numPr>
           <w:ilvl w:val="0"/>
-          <w:numId w:val="1034"/>
+          <w:numId w:val="1038"/>
         </w:numPr>
         <w:pStyle w:val="Compact"/>
       </w:pPr>
@@ -23929,7 +26502,7 @@
       <w:pPr>
         <w:numPr>
           <w:ilvl w:val="0"/>
-          <w:numId w:val="1034"/>
+          <w:numId w:val="1038"/>
         </w:numPr>
         <w:pStyle w:val="Compact"/>
       </w:pPr>
@@ -23951,7 +26524,7 @@
       <w:pPr>
         <w:numPr>
           <w:ilvl w:val="0"/>
-          <w:numId w:val="1034"/>
+          <w:numId w:val="1038"/>
         </w:numPr>
         <w:pStyle w:val="Compact"/>
       </w:pPr>
@@ -23973,7 +26546,7 @@
       <w:pPr>
         <w:numPr>
           <w:ilvl w:val="0"/>
-          <w:numId w:val="1034"/>
+          <w:numId w:val="1038"/>
         </w:numPr>
         <w:pStyle w:val="Compact"/>
       </w:pPr>
@@ -24005,7 +26578,7 @@
       <w:pPr>
         <w:numPr>
           <w:ilvl w:val="0"/>
-          <w:numId w:val="1034"/>
+          <w:numId w:val="1038"/>
         </w:numPr>
         <w:pStyle w:val="Compact"/>
       </w:pPr>
@@ -24037,7 +26610,7 @@
       <w:pPr>
         <w:numPr>
           <w:ilvl w:val="0"/>
-          <w:numId w:val="1034"/>
+          <w:numId w:val="1038"/>
         </w:numPr>
         <w:pStyle w:val="Compact"/>
       </w:pPr>
@@ -24069,7 +26642,7 @@
       <w:pPr>
         <w:numPr>
           <w:ilvl w:val="0"/>
-          <w:numId w:val="1034"/>
+          <w:numId w:val="1038"/>
         </w:numPr>
         <w:pStyle w:val="Compact"/>
       </w:pPr>
@@ -24091,7 +26664,7 @@
       <w:pPr>
         <w:numPr>
           <w:ilvl w:val="0"/>
-          <w:numId w:val="1034"/>
+          <w:numId w:val="1038"/>
         </w:numPr>
         <w:pStyle w:val="Compact"/>
       </w:pPr>
@@ -24116,8 +26689,8 @@
         </w:pict>
       </w:r>
     </w:p>
-    <w:bookmarkEnd w:id="75"/>
-    <w:bookmarkStart w:id="76" w:name="configuration"/>
+    <w:bookmarkEnd w:id="76"/>
+    <w:bookmarkStart w:id="77" w:name="configuration"/>
     <w:p>
       <w:pPr>
         <w:pStyle w:val="Heading2"/>
@@ -24129,6 +26702,162 @@
     <w:p>
       <w:pPr>
         <w:pStyle w:val="FirstParagraph"/>
+      </w:pPr>
+      <w:r>
+        <w:rPr>
+          <w:bCs/>
+          <w:b/>
+        </w:rPr>
+        <w:t xml:space="preserve">Keeping the ini safe (1.1, a tester’s report: MView hung while saving after a folder button was removed with about 100 folders in 6 lists; the process was ended, the ini was found cut short, and the next start replaced it with defaults).</w:t>
+      </w:r>
+      <w:r>
+        <w:t xml:space="preserve"> </w:t>
+      </w:r>
+      <w:r>
+        <w:t xml:space="preserve">Every write of</w:t>
+      </w:r>
+      <w:r>
+        <w:t xml:space="preserve"> </w:t>
+      </w:r>
+      <w:r>
+        <w:rPr>
+          <w:rStyle w:val="VerbatimChar"/>
+        </w:rPr>
+        <w:t xml:space="preserve">MView.ini</w:t>
+      </w:r>
+      <w:r>
+        <w:t xml:space="preserve"> </w:t>
+      </w:r>
+      <w:r>
+        <w:t xml:space="preserve">(the full save, the sort lists, the filter pin, the window place, the save folder, the settings screen) and of the mouse profile goes through</w:t>
+      </w:r>
+      <w:r>
+        <w:t xml:space="preserve"> </w:t>
+      </w:r>
+      <w:r>
+        <w:rPr>
+          <w:rStyle w:val="VerbatimChar"/>
+        </w:rPr>
+        <w:t xml:space="preserve">uSafeFile</w:t>
+      </w:r>
+      <w:r>
+        <w:t xml:space="preserve">: the text goes into</w:t>
+      </w:r>
+      <w:r>
+        <w:t xml:space="preserve"> </w:t>
+      </w:r>
+      <w:r>
+        <w:rPr>
+          <w:rStyle w:val="VerbatimChar"/>
+        </w:rPr>
+        <w:t xml:space="preserve">MView.ini.tmp</w:t>
+      </w:r>
+      <w:r>
+        <w:t xml:space="preserve">, is flushed to the disk, and replaces the ini in one step (</w:t>
+      </w:r>
+      <w:r>
+        <w:rPr>
+          <w:rStyle w:val="VerbatimChar"/>
+        </w:rPr>
+        <w:t xml:space="preserve">MoveFileExW</w:t>
+      </w:r>
+      <w:r>
+        <w:t xml:space="preserve">,</w:t>
+      </w:r>
+      <w:r>
+        <w:t xml:space="preserve"> </w:t>
+      </w:r>
+      <w:r>
+        <w:rPr>
+          <w:rStyle w:val="VerbatimChar"/>
+        </w:rPr>
+        <w:t xml:space="preserve">REPLACE_EXISTING | WRITE_THROUGH</w:t>
+      </w:r>
+      <w:r>
+        <w:t xml:space="preserve">). Whatever happens, the old or the new complete file is there. Every save ends the file with the line</w:t>
+      </w:r>
+      <w:r>
+        <w:t xml:space="preserve"> </w:t>
+      </w:r>
+      <w:r>
+        <w:rPr>
+          <w:rStyle w:val="VerbatimChar"/>
+        </w:rPr>
+        <w:t xml:space="preserve">; end of the settings (MView checks this line: keep it last)</w:t>
+      </w:r>
+      <w:r>
+        <w:t xml:space="preserve">. At each start a complete ini is copied to</w:t>
+      </w:r>
+      <w:r>
+        <w:t xml:space="preserve"> </w:t>
+      </w:r>
+      <w:r>
+        <w:rPr>
+          <w:rStyle w:val="VerbatimChar"/>
+        </w:rPr>
+        <w:t xml:space="preserve">MView.ini.bak</w:t>
+      </w:r>
+      <w:r>
+        <w:t xml:space="preserve">. An ini that is empty or cut short (no</w:t>
+      </w:r>
+      <w:r>
+        <w:t xml:space="preserve"> </w:t>
+      </w:r>
+      <w:r>
+        <w:rPr>
+          <w:rStyle w:val="VerbatimChar"/>
+        </w:rPr>
+        <w:t xml:space="preserve">[Startup]</w:t>
+      </w:r>
+      <w:r>
+        <w:t xml:space="preserve"> </w:t>
+      </w:r>
+      <w:r>
+        <w:t xml:space="preserve">or</w:t>
+      </w:r>
+      <w:r>
+        <w:t xml:space="preserve"> </w:t>
+      </w:r>
+      <w:r>
+        <w:rPr>
+          <w:rStyle w:val="VerbatimChar"/>
+        </w:rPr>
+        <w:t xml:space="preserve">[Sort]</w:t>
+      </w:r>
+      <w:r>
+        <w:t xml:space="preserve">, no line end at its end, or no end line while the backup has one) is kept as</w:t>
+      </w:r>
+      <w:r>
+        <w:t xml:space="preserve"> </w:t>
+      </w:r>
+      <w:r>
+        <w:rPr>
+          <w:rStyle w:val="VerbatimChar"/>
+        </w:rPr>
+        <w:t xml:space="preserve">MView.ini.damaged</w:t>
+      </w:r>
+      <w:r>
+        <w:t xml:space="preserve"> </w:t>
+      </w:r>
+      <w:r>
+        <w:t xml:space="preserve">and restored from the backup, with a red notice in the middle (</w:t>
+      </w:r>
+      <w:r>
+        <w:t xml:space="preserve">“</w:t>
+      </w:r>
+      <w:r>
+        <w:t xml:space="preserve">MView.ini was damaged: restored from its backup of …</w:t>
+      </w:r>
+      <w:r>
+        <w:t xml:space="preserve">”</w:t>
+      </w:r>
+      <w:r>
+        <w:t xml:space="preserve">); without a backup an empty ini gets the defaults, a partial one is used as far as it goes, and the notice says so. A missing ini is a first run as before (deleting it still resets MView).</w:t>
+      </w:r>
+    </w:p>
+    <w:p>
+      <w:pPr>
+        <w:pStyle w:val="BodyText"/>
       </w:pPr>
       <w:r>
         <w:rPr>
@@ -26212,8 +28941,8 @@
         </w:pict>
       </w:r>
     </w:p>
-    <w:bookmarkEnd w:id="76"/>
-    <w:bookmarkStart w:id="77" w:name="testing-and-benchmarks"/>
+    <w:bookmarkEnd w:id="77"/>
+    <w:bookmarkStart w:id="78" w:name="testing-and-benchmarks"/>
     <w:p>
       <w:pPr>
         <w:pStyle w:val="Heading2"/>
@@ -26226,7 +28955,7 @@
       <w:pPr>
         <w:numPr>
           <w:ilvl w:val="0"/>
-          <w:numId w:val="1035"/>
+          <w:numId w:val="1039"/>
         </w:numPr>
         <w:pStyle w:val="Compact"/>
       </w:pPr>
@@ -26272,7 +29001,7 @@
       <w:pPr>
         <w:numPr>
           <w:ilvl w:val="0"/>
-          <w:numId w:val="1035"/>
+          <w:numId w:val="1039"/>
         </w:numPr>
         <w:pStyle w:val="Compact"/>
       </w:pPr>
@@ -26294,7 +29023,7 @@
       <w:pPr>
         <w:numPr>
           <w:ilvl w:val="0"/>
-          <w:numId w:val="1035"/>
+          <w:numId w:val="1039"/>
         </w:numPr>
         <w:pStyle w:val="Compact"/>
       </w:pPr>
@@ -26325,7 +29054,7 @@
       <w:pPr>
         <w:numPr>
           <w:ilvl w:val="0"/>
-          <w:numId w:val="1035"/>
+          <w:numId w:val="1039"/>
         </w:numPr>
         <w:pStyle w:val="Compact"/>
       </w:pPr>
@@ -26347,7 +29076,7 @@
       <w:pPr>
         <w:numPr>
           <w:ilvl w:val="0"/>
-          <w:numId w:val="1035"/>
+          <w:numId w:val="1039"/>
         </w:numPr>
         <w:pStyle w:val="Compact"/>
       </w:pPr>
@@ -26435,7 +29164,7 @@
       <w:pPr>
         <w:numPr>
           <w:ilvl w:val="0"/>
-          <w:numId w:val="1035"/>
+          <w:numId w:val="1039"/>
         </w:numPr>
         <w:pStyle w:val="Compact"/>
       </w:pPr>
@@ -27363,8 +30092,8 @@
         </w:pict>
       </w:r>
     </w:p>
-    <w:bookmarkEnd w:id="77"/>
-    <w:bookmarkStart w:id="78" w:name="current-code-vs.-this-spec"/>
+    <w:bookmarkEnd w:id="78"/>
+    <w:bookmarkStart w:id="79" w:name="current-code-vs.-this-spec"/>
     <w:p>
       <w:pPr>
         <w:pStyle w:val="Heading2"/>
@@ -28753,8 +31482,8 @@
         </w:pict>
       </w:r>
     </w:p>
-    <w:bookmarkEnd w:id="78"/>
-    <w:bookmarkStart w:id="79" w:name="implementation-roadmap"/>
+    <w:bookmarkEnd w:id="79"/>
+    <w:bookmarkStart w:id="80" w:name="implementation-roadmap"/>
     <w:p>
       <w:pPr>
         <w:pStyle w:val="Heading2"/>
@@ -29618,6 +32347,96 @@
             <w:r>
               <w:t xml:space="preserve">, the shared core unchanged (a metadata-reader layer and a measurement overlay slot in the renderers are added to the core for it). Contents: Leica (.lif / .lei, LAS X exports with their MetaData) and Nikon metadata, calibrations per objective (by numbers or by measuring a known object), measuring line (click – follow – click), scale bar (round lengths, into a saved copy), the provenance note in saved PNGs, image editing with the keyboard allowed, Photoshop .8bf filters (64-bit), Fiji / ImageJ through Fiji itself (headless, macros), movies and camera recordings (AVI raw / MJPEG, TIFF stacks; FFmpeg libraries for compressed video) as frame stacks with time stamps.</w:t>
             </w:r>
+            <w:r>
+              <w:t xml:space="preserve"> </w:t>
+            </w:r>
+            <w:r>
+              <w:rPr>
+                <w:iCs/>
+                <w:i/>
+              </w:rPr>
+              <w:t xml:space="preserve">(Day 25: its own specification is</w:t>
+            </w:r>
+            <w:r>
+              <w:rPr>
+                <w:iCs/>
+                <w:i/>
+              </w:rPr>
+              <w:t xml:space="preserve"> </w:t>
+            </w:r>
+            <w:r>
+              <w:rPr>
+                <w:rStyle w:val="VerbatimChar"/>
+                <w:iCs/>
+                <w:i/>
+              </w:rPr>
+              <w:t xml:space="preserve">specs\microscopy\Microscopy_Edition_Specification_v0.1.md</w:t>
+            </w:r>
+            <w:r>
+              <w:rPr>
+                <w:iCs/>
+                <w:i/>
+              </w:rPr>
+              <w:t xml:space="preserve">; step M0, the plug-in points in the core —</w:t>
+            </w:r>
+            <w:r>
+              <w:rPr>
+                <w:iCs/>
+                <w:i/>
+              </w:rPr>
+              <w:t xml:space="preserve"> </w:t>
+            </w:r>
+            <w:r>
+              <w:rPr>
+                <w:rStyle w:val="VerbatimChar"/>
+                <w:iCs/>
+                <w:i/>
+              </w:rPr>
+              <w:t xml:space="preserve">uEdition</w:t>
+            </w:r>
+            <w:r>
+              <w:rPr>
+                <w:iCs/>
+                <w:i/>
+              </w:rPr>
+              <w:t xml:space="preserve"> </w:t>
+            </w:r>
+            <w:r>
+              <w:rPr>
+                <w:iCs/>
+                <w:i/>
+              </w:rPr>
+              <w:t xml:space="preserve">for the edition’s names,</w:t>
+            </w:r>
+            <w:r>
+              <w:rPr>
+                <w:iCs/>
+                <w:i/>
+              </w:rPr>
+              <w:t xml:space="preserve"> </w:t>
+            </w:r>
+            <w:r>
+              <w:rPr>
+                <w:rStyle w:val="VerbatimChar"/>
+                <w:iCs/>
+                <w:i/>
+              </w:rPr>
+              <w:t xml:space="preserve">uExtensions</w:t>
+            </w:r>
+            <w:r>
+              <w:rPr>
+                <w:iCs/>
+                <w:i/>
+              </w:rPr>
+              <w:t xml:space="preserve"> </w:t>
+            </w:r>
+            <w:r>
+              <w:rPr>
+                <w:iCs/>
+                <w:i/>
+              </w:rPr>
+              <w:t xml:space="preserve">for metadata readers, overlay layers and menu entries — is built; MView behaves as before.)</w:t>
+            </w:r>
           </w:p>
         </w:tc>
         <w:tc>
@@ -29754,8 +32573,8 @@
         </w:pict>
       </w:r>
     </w:p>
-    <w:bookmarkEnd w:id="79"/>
-    <w:bookmarkStart w:id="80" w:name="decisions-and-open-questions"/>
+    <w:bookmarkEnd w:id="80"/>
+    <w:bookmarkStart w:id="81" w:name="decisions-and-open-questions"/>
     <w:p>
       <w:pPr>
         <w:pStyle w:val="Heading2"/>
@@ -31211,8 +34030,8 @@
         </w:pict>
       </w:r>
     </w:p>
-    <w:bookmarkEnd w:id="80"/>
-    <w:bookmarkStart w:id="87" w:name="Xdd5054b16e4835776a7c1b4df50f2628b833e62"/>
+    <w:bookmarkEnd w:id="81"/>
+    <w:bookmarkStart w:id="88" w:name="Xdd5054b16e4835776a7c1b4df50f2628b833e62"/>
     <w:p>
       <w:pPr>
         <w:pStyle w:val="Heading2"/>
@@ -31221,7 +34040,7 @@
         <w:t xml:space="preserve">19. Development environment and Lazarus packages</w:t>
       </w:r>
     </w:p>
-    <w:bookmarkStart w:id="81" w:name="tools"/>
+    <w:bookmarkStart w:id="82" w:name="tools"/>
     <w:p>
       <w:pPr>
         <w:pStyle w:val="Heading3"/>
@@ -31424,8 +34243,8 @@
         </w:tc>
       </w:tr>
     </w:tbl>
-    <w:bookmarkEnd w:id="81"/>
-    <w:bookmarkStart w:id="82" w:name="required-packages"/>
+    <w:bookmarkEnd w:id="82"/>
+    <w:bookmarkStart w:id="83" w:name="required-packages"/>
     <w:p>
       <w:pPr>
         <w:pStyle w:val="Heading3"/>
@@ -32265,8 +35084,8 @@
         <w:t xml:space="preserve">, so every PC that opens the project knows what it needs.</w:t>
       </w:r>
     </w:p>
-    <w:bookmarkEnd w:id="82"/>
-    <w:bookmarkStart w:id="83" w:name="units-and-libraries-without-a-package"/>
+    <w:bookmarkEnd w:id="83"/>
+    <w:bookmarkStart w:id="84" w:name="units-and-libraries-without-a-package"/>
     <w:p>
       <w:pPr>
         <w:pStyle w:val="Heading3"/>
@@ -32696,8 +35515,8 @@
         <w:t xml:space="preserve">No other third-party packages are planned. Every new package must be justified in the decision log, because each one adds setup work for every developer.</w:t>
       </w:r>
     </w:p>
-    <w:bookmarkEnd w:id="83"/>
-    <w:bookmarkStart w:id="84" w:name="project-setup-changes-phase-a"/>
+    <w:bookmarkEnd w:id="84"/>
+    <w:bookmarkStart w:id="85" w:name="project-setup-changes-phase-a"/>
     <w:p>
       <w:pPr>
         <w:pStyle w:val="Heading3"/>
@@ -32710,7 +35529,7 @@
       <w:pPr>
         <w:numPr>
           <w:ilvl w:val="0"/>
-          <w:numId w:val="1036"/>
+          <w:numId w:val="1040"/>
         </w:numPr>
         <w:pStyle w:val="Compact"/>
       </w:pPr>
@@ -32775,7 +35594,7 @@
       <w:pPr>
         <w:numPr>
           <w:ilvl w:val="0"/>
-          <w:numId w:val="1036"/>
+          <w:numId w:val="1040"/>
         </w:numPr>
         <w:pStyle w:val="Compact"/>
       </w:pPr>
@@ -32850,7 +35669,7 @@
       <w:pPr>
         <w:numPr>
           <w:ilvl w:val="0"/>
-          <w:numId w:val="1036"/>
+          <w:numId w:val="1040"/>
         </w:numPr>
         <w:pStyle w:val="Compact"/>
       </w:pPr>
@@ -32913,7 +35732,7 @@
       <w:pPr>
         <w:numPr>
           <w:ilvl w:val="0"/>
-          <w:numId w:val="1036"/>
+          <w:numId w:val="1040"/>
         </w:numPr>
         <w:pStyle w:val="Compact"/>
       </w:pPr>
@@ -33353,7 +36172,7 @@
       <w:pPr>
         <w:numPr>
           <w:ilvl w:val="0"/>
-          <w:numId w:val="1037"/>
+          <w:numId w:val="1041"/>
         </w:numPr>
         <w:pStyle w:val="Compact"/>
       </w:pPr>
@@ -33383,8 +36202,8 @@
         <w:t xml:space="preserve">.</w:t>
       </w:r>
     </w:p>
-    <w:bookmarkEnd w:id="84"/>
-    <w:bookmarkStart w:id="85" w:name="gitignore"/>
+    <w:bookmarkEnd w:id="85"/>
+    <w:bookmarkStart w:id="86" w:name="gitignore"/>
     <w:p>
       <w:pPr>
         <w:pStyle w:val="Heading3"/>
@@ -33553,8 +36372,8 @@
         <w:t xml:space="preserve">stays in, because it holds the icon and version info.</w:t>
       </w:r>
     </w:p>
-    <w:bookmarkEnd w:id="85"/>
-    <w:bookmarkStart w:id="86" w:name="target-pc-requirements"/>
+    <w:bookmarkEnd w:id="86"/>
+    <w:bookmarkStart w:id="87" w:name="target-pc-requirements"/>
     <w:p>
       <w:pPr>
         <w:pStyle w:val="Heading3"/>
@@ -33567,7 +36386,7 @@
       <w:pPr>
         <w:numPr>
           <w:ilvl w:val="0"/>
-          <w:numId w:val="1038"/>
+          <w:numId w:val="1042"/>
         </w:numPr>
         <w:pStyle w:val="Compact"/>
       </w:pPr>
@@ -33579,7 +36398,7 @@
       <w:pPr>
         <w:numPr>
           <w:ilvl w:val="0"/>
-          <w:numId w:val="1038"/>
+          <w:numId w:val="1042"/>
         </w:numPr>
         <w:pStyle w:val="Compact"/>
       </w:pPr>
@@ -33703,7 +36522,7 @@
       <w:pPr>
         <w:numPr>
           <w:ilvl w:val="0"/>
-          <w:numId w:val="1038"/>
+          <w:numId w:val="1042"/>
         </w:numPr>
         <w:pStyle w:val="Compact"/>
       </w:pPr>
@@ -33725,7 +36544,7 @@
       <w:pPr>
         <w:numPr>
           <w:ilvl w:val="0"/>
-          <w:numId w:val="1038"/>
+          <w:numId w:val="1042"/>
         </w:numPr>
         <w:pStyle w:val="Compact"/>
       </w:pPr>
@@ -33743,9 +36562,9 @@
         <w:t xml:space="preserve">(v1.3: the Full version of a 467 MP image needs 1.9 GB; the memory guard allows at most half of the physical memory for one image, §7.5.)</w:t>
       </w:r>
     </w:p>
-    <w:bookmarkEnd w:id="86"/>
     <w:bookmarkEnd w:id="87"/>
     <w:bookmarkEnd w:id="88"/>
+    <w:bookmarkEnd w:id="89"/>
     <w:sectPr/>
   </w:body>
 </w:document>
@@ -34315,6 +37134,18 @@
     <w:abstractNumId w:val="991"/>
   </w:num>
   <w:num w:numId="1036">
+    <w:abstractNumId w:val="991"/>
+  </w:num>
+  <w:num w:numId="1037">
+    <w:abstractNumId w:val="991"/>
+  </w:num>
+  <w:num w:numId="1038">
+    <w:abstractNumId w:val="991"/>
+  </w:num>
+  <w:num w:numId="1039">
+    <w:abstractNumId w:val="991"/>
+  </w:num>
+  <w:num w:numId="1040">
     <w:abstractNumId w:val="99411"/>
     <w:lvlOverride w:ilvl="0">
       <w:startOverride w:val="1"/>
@@ -34344,7 +37175,7 @@
       <w:startOverride w:val="1"/>
     </w:lvlOverride>
   </w:num>
-  <w:num w:numId="1037">
+  <w:num w:numId="1041">
     <w:abstractNumId w:val="99415"/>
     <w:lvlOverride w:ilvl="0">
       <w:startOverride w:val="5"/>
@@ -34374,7 +37205,7 @@
       <w:startOverride w:val="5"/>
     </w:lvlOverride>
   </w:num>
-  <w:num w:numId="1038">
+  <w:num w:numId="1042">
     <w:abstractNumId w:val="991"/>
   </w:num>
 </w:numbering>
@@ -34866,7 +37697,7 @@
       <w:color w:themeColor="accent1" w:themeShade="BF" w:val="365F91"/>
     </w:rPr>
   </w:style>
-  <w:style w:type="paragraph" w:customStyle="1" w:styleId="SourceCode">
+  <w:style w:customStyle="1" w:styleId="SourceCode" w:type="paragraph">
     <w:name w:val="Source Code"/>
     <w:basedOn w:val="Normal"/>
     <w:link w:val="VerbatimChar"/>
@@ -34874,7 +37705,7 @@
       <w:wordWrap w:val="off"/>
     </w:pPr>
   </w:style>
-  <w:style w:type="character" w:customStyle="1" w:styleId="KeywordTok">
+  <w:style w:customStyle="1" w:styleId="KeywordTok" w:type="character">
     <w:name w:val="KeywordTok"/>
     <w:basedOn w:val="VerbatimChar"/>
     <w:rPr>
@@ -34882,77 +37713,77 @@
       <w:b/>
     </w:rPr>
   </w:style>
-  <w:style w:type="character" w:customStyle="1" w:styleId="DataTypeTok">
+  <w:style w:customStyle="1" w:styleId="DataTypeTok" w:type="character">
     <w:name w:val="DataTypeTok"/>
     <w:basedOn w:val="VerbatimChar"/>
     <w:rPr>
       <w:color w:val="902000"/>
     </w:rPr>
   </w:style>
-  <w:style w:type="character" w:customStyle="1" w:styleId="DecValTok">
+  <w:style w:customStyle="1" w:styleId="DecValTok" w:type="character">
     <w:name w:val="DecValTok"/>
     <w:basedOn w:val="VerbatimChar"/>
     <w:rPr>
       <w:color w:val="40a070"/>
     </w:rPr>
   </w:style>
-  <w:style w:type="character" w:customStyle="1" w:styleId="BaseNTok">
+  <w:style w:customStyle="1" w:styleId="BaseNTok" w:type="character">
     <w:name w:val="BaseNTok"/>
     <w:basedOn w:val="VerbatimChar"/>
     <w:rPr>
       <w:color w:val="40a070"/>
     </w:rPr>
   </w:style>
-  <w:style w:type="character" w:customStyle="1" w:styleId="FloatTok">
+  <w:style w:customStyle="1" w:styleId="FloatTok" w:type="character">
     <w:name w:val="FloatTok"/>
     <w:basedOn w:val="VerbatimChar"/>
     <w:rPr>
       <w:color w:val="40a070"/>
     </w:rPr>
   </w:style>
-  <w:style w:type="character" w:customStyle="1" w:styleId="ConstantTok">
+  <w:style w:customStyle="1" w:styleId="ConstantTok" w:type="character">
     <w:name w:val="ConstantTok"/>
     <w:basedOn w:val="VerbatimChar"/>
     <w:rPr>
       <w:color w:val="880000"/>
     </w:rPr>
   </w:style>
-  <w:style w:type="character" w:customStyle="1" w:styleId="CharTok">
+  <w:style w:customStyle="1" w:styleId="CharTok" w:type="character">
     <w:name w:val="CharTok"/>
     <w:basedOn w:val="VerbatimChar"/>
     <w:rPr>
       <w:color w:val="4070a0"/>
     </w:rPr>
   </w:style>
-  <w:style w:type="character" w:customStyle="1" w:styleId="SpecialCharTok">
+  <w:style w:customStyle="1" w:styleId="SpecialCharTok" w:type="character">
     <w:name w:val="SpecialCharTok"/>
     <w:basedOn w:val="VerbatimChar"/>
     <w:rPr>
       <w:color w:val="4070a0"/>
     </w:rPr>
   </w:style>
-  <w:style w:type="character" w:customStyle="1" w:styleId="StringTok">
+  <w:style w:customStyle="1" w:styleId="StringTok" w:type="character">
     <w:name w:val="StringTok"/>
     <w:basedOn w:val="VerbatimChar"/>
     <w:rPr>
       <w:color w:val="4070a0"/>
     </w:rPr>
   </w:style>
-  <w:style w:type="character" w:customStyle="1" w:styleId="VerbatimStringTok">
+  <w:style w:customStyle="1" w:styleId="VerbatimStringTok" w:type="character">
     <w:name w:val="VerbatimStringTok"/>
     <w:basedOn w:val="VerbatimChar"/>
     <w:rPr>
       <w:color w:val="4070a0"/>
     </w:rPr>
   </w:style>
-  <w:style w:type="character" w:customStyle="1" w:styleId="SpecialStringTok">
+  <w:style w:customStyle="1" w:styleId="SpecialStringTok" w:type="character">
     <w:name w:val="SpecialStringTok"/>
     <w:basedOn w:val="VerbatimChar"/>
     <w:rPr>
       <w:color w:val="bb6688"/>
     </w:rPr>
   </w:style>
-  <w:style w:type="character" w:customStyle="1" w:styleId="ImportTok">
+  <w:style w:customStyle="1" w:styleId="ImportTok" w:type="character">
     <w:name w:val="ImportTok"/>
     <w:basedOn w:val="VerbatimChar"/>
     <w:rPr>
@@ -34960,7 +37791,7 @@
       <w:b/>
     </w:rPr>
   </w:style>
-  <w:style w:type="character" w:customStyle="1" w:styleId="CommentTok">
+  <w:style w:customStyle="1" w:styleId="CommentTok" w:type="character">
     <w:name w:val="CommentTok"/>
     <w:basedOn w:val="VerbatimChar"/>
     <w:rPr>
@@ -34968,7 +37799,7 @@
       <w:i/>
     </w:rPr>
   </w:style>
-  <w:style w:type="character" w:customStyle="1" w:styleId="DocumentationTok">
+  <w:style w:customStyle="1" w:styleId="DocumentationTok" w:type="character">
     <w:name w:val="DocumentationTok"/>
     <w:basedOn w:val="VerbatimChar"/>
     <w:rPr>
@@ -34976,7 +37807,7 @@
       <w:i/>
     </w:rPr>
   </w:style>
-  <w:style w:type="character" w:customStyle="1" w:styleId="AnnotationTok">
+  <w:style w:customStyle="1" w:styleId="AnnotationTok" w:type="character">
     <w:name w:val="AnnotationTok"/>
     <w:basedOn w:val="VerbatimChar"/>
     <w:rPr>
@@ -34985,7 +37816,7 @@
       <w:i/>
     </w:rPr>
   </w:style>
-  <w:style w:type="character" w:customStyle="1" w:styleId="CommentVarTok">
+  <w:style w:customStyle="1" w:styleId="CommentVarTok" w:type="character">
     <w:name w:val="CommentVarTok"/>
     <w:basedOn w:val="VerbatimChar"/>
     <w:rPr>
@@ -34994,28 +37825,28 @@
       <w:i/>
     </w:rPr>
   </w:style>
-  <w:style w:type="character" w:customStyle="1" w:styleId="OtherTok">
+  <w:style w:customStyle="1" w:styleId="OtherTok" w:type="character">
     <w:name w:val="OtherTok"/>
     <w:basedOn w:val="VerbatimChar"/>
     <w:rPr>
       <w:color w:val="007020"/>
     </w:rPr>
   </w:style>
-  <w:style w:type="character" w:customStyle="1" w:styleId="FunctionTok">
+  <w:style w:customStyle="1" w:styleId="FunctionTok" w:type="character">
     <w:name w:val="FunctionTok"/>
     <w:basedOn w:val="VerbatimChar"/>
     <w:rPr>
       <w:color w:val="06287e"/>
     </w:rPr>
   </w:style>
-  <w:style w:type="character" w:customStyle="1" w:styleId="VariableTok">
+  <w:style w:customStyle="1" w:styleId="VariableTok" w:type="character">
     <w:name w:val="VariableTok"/>
     <w:basedOn w:val="VerbatimChar"/>
     <w:rPr>
       <w:color w:val="19177c"/>
     </w:rPr>
   </w:style>
-  <w:style w:type="character" w:customStyle="1" w:styleId="ControlFlowTok">
+  <w:style w:customStyle="1" w:styleId="ControlFlowTok" w:type="character">
     <w:name w:val="ControlFlowTok"/>
     <w:basedOn w:val="VerbatimChar"/>
     <w:rPr>
@@ -35023,45 +37854,45 @@
       <w:b/>
     </w:rPr>
   </w:style>
-  <w:style w:type="character" w:customStyle="1" w:styleId="OperatorTok">
+  <w:style w:customStyle="1" w:styleId="OperatorTok" w:type="character">
     <w:name w:val="OperatorTok"/>
     <w:basedOn w:val="VerbatimChar"/>
     <w:rPr>
       <w:color w:val="666666"/>
     </w:rPr>
   </w:style>
-  <w:style w:type="character" w:customStyle="1" w:styleId="BuiltInTok">
+  <w:style w:customStyle="1" w:styleId="BuiltInTok" w:type="character">
     <w:name w:val="BuiltInTok"/>
     <w:basedOn w:val="VerbatimChar"/>
     <w:rPr>
       <w:color w:val="008000"/>
     </w:rPr>
   </w:style>
-  <w:style w:type="character" w:customStyle="1" w:styleId="ExtensionTok">
+  <w:style w:customStyle="1" w:styleId="ExtensionTok" w:type="character">
     <w:name w:val="ExtensionTok"/>
     <w:basedOn w:val="VerbatimChar"/>
     <w:rPr/>
   </w:style>
-  <w:style w:type="character" w:customStyle="1" w:styleId="PreprocessorTok">
+  <w:style w:customStyle="1" w:styleId="PreprocessorTok" w:type="character">
     <w:name w:val="PreprocessorTok"/>
     <w:basedOn w:val="VerbatimChar"/>
     <w:rPr>
       <w:color w:val="bc7a00"/>
     </w:rPr>
   </w:style>
-  <w:style w:type="character" w:customStyle="1" w:styleId="AttributeTok">
+  <w:style w:customStyle="1" w:styleId="AttributeTok" w:type="character">
     <w:name w:val="AttributeTok"/>
     <w:basedOn w:val="VerbatimChar"/>
     <w:rPr>
       <w:color w:val="7d9029"/>
     </w:rPr>
   </w:style>
-  <w:style w:type="character" w:customStyle="1" w:styleId="RegionMarkerTok">
+  <w:style w:customStyle="1" w:styleId="RegionMarkerTok" w:type="character">
     <w:name w:val="RegionMarkerTok"/>
     <w:basedOn w:val="VerbatimChar"/>
     <w:rPr/>
   </w:style>
-  <w:style w:type="character" w:customStyle="1" w:styleId="InformationTok">
+  <w:style w:customStyle="1" w:styleId="InformationTok" w:type="character">
     <w:name w:val="InformationTok"/>
     <w:basedOn w:val="VerbatimChar"/>
     <w:rPr>
@@ -35070,7 +37901,7 @@
       <w:i/>
     </w:rPr>
   </w:style>
-  <w:style w:type="character" w:customStyle="1" w:styleId="WarningTok">
+  <w:style w:customStyle="1" w:styleId="WarningTok" w:type="character">
     <w:name w:val="WarningTok"/>
     <w:basedOn w:val="VerbatimChar"/>
     <w:rPr>
@@ -35079,7 +37910,7 @@
       <w:i/>
     </w:rPr>
   </w:style>
-  <w:style w:type="character" w:customStyle="1" w:styleId="AlertTok">
+  <w:style w:customStyle="1" w:styleId="AlertTok" w:type="character">
     <w:name w:val="AlertTok"/>
     <w:basedOn w:val="VerbatimChar"/>
     <w:rPr>
@@ -35087,7 +37918,7 @@
       <w:b/>
     </w:rPr>
   </w:style>
-  <w:style w:type="character" w:customStyle="1" w:styleId="ErrorTok">
+  <w:style w:customStyle="1" w:styleId="ErrorTok" w:type="character">
     <w:name w:val="ErrorTok"/>
     <w:basedOn w:val="VerbatimChar"/>
     <w:rPr>
@@ -35095,7 +37926,7 @@
       <w:b/>
     </w:rPr>
   </w:style>
-  <w:style w:type="character" w:customStyle="1" w:styleId="NormalTok">
+  <w:style w:customStyle="1" w:styleId="NormalTok" w:type="character">
     <w:name w:val="NormalTok"/>
     <w:basedOn w:val="VerbatimChar"/>
     <w:rPr/>
